--- a/2. Second_Semester/1. Software Project Management and Quality Assurance/Assignment_4.docx
+++ b/2. Second_Semester/1. Software Project Management and Quality Assurance/Assignment_4.docx
@@ -20,12 +20,7 @@
         <w:pStyle w:val="Heading3"/>
       </w:pPr>
       <w:r>
-        <w:rPr>
-          <w:rStyle w:val="Strong"/>
-          <w:b w:val="0"/>
-          <w:bCs w:val="0"/>
-        </w:rPr>
-        <w:t>Introduction</w:t>
+        <w:t>1. Introduction</w:t>
       </w:r>
     </w:p>
     <w:p>
@@ -33,7 +28,15 @@
         <w:pStyle w:val="NormalWeb"/>
       </w:pPr>
       <w:r>
-        <w:t xml:space="preserve">Software effort estimation is an important part of software project management because it helps estimate the time, cost, resources, and effort required for a project. Accurate estimation improves planning and risk management, while poor estimation may cause delays, budget overruns, and low software quality. Project Polaris aims to replace </w:t>
+        <w:t>Software effort estimation is a critical part of project management, helping determine the time, budget, and resources needed. Accurate estimation improves planning and risk management, while poor estimation inevitably leads to budget overruns and missed deadlines.</w:t>
+      </w:r>
+    </w:p>
+    <w:p>
+      <w:pPr>
+        <w:pStyle w:val="NormalWeb"/>
+      </w:pPr>
+      <w:r>
+        <w:t xml:space="preserve">Project Polaris is a massive step for </w:t>
       </w:r>
       <w:proofErr w:type="spellStart"/>
       <w:r>
@@ -41,33 +44,47 @@
       </w:r>
       <w:proofErr w:type="spellEnd"/>
       <w:r>
-        <w:t xml:space="preserve"> University's old Student Information System with a modern web-based platform. Because of its large scale, legacy data migration, high security requirements, and 15-month deadline, selecting suitable estimation techniques is essential.</w:t>
-      </w:r>
-    </w:p>
-    <w:p>
-      <w:pPr>
-        <w:pStyle w:val="Heading1"/>
-      </w:pPr>
-      <w:r>
-        <w:rPr>
-          <w:rStyle w:val="Strong"/>
+        <w:t xml:space="preserve"> University, aiming to replace the monolithic legacy Student Information System (SIS) with a modern web platform. We must balance the "Iron Triangle" of project management: delivering all features within a strict 15-month deadline, staying on budget, and ensuring top-notch security. This assignment applies different estimation techniques to replace guesswork with a solid, data-driven planning strategy.</w:t>
+      </w:r>
+    </w:p>
+    <w:p>
+      <w:pPr>
+        <w:pStyle w:val="Heading3"/>
+      </w:pPr>
+      <w:r>
+        <w:t>2. Part 1: Critical Analysis of Estimation Methods</w:t>
+      </w:r>
+    </w:p>
+    <w:p>
+      <w:pPr>
+        <w:pStyle w:val="NormalWeb"/>
+      </w:pPr>
+      <w:r>
+        <w:rPr>
           <w:b/>
           <w:bCs/>
         </w:rPr>
-        <w:t>Part 1: Critical Analysis of Estimation Methods</w:t>
-      </w:r>
-    </w:p>
-    <w:p>
-      <w:pPr>
-        <w:pStyle w:val="Heading2"/>
-      </w:pPr>
-      <w:r>
-        <w:rPr>
-          <w:rStyle w:val="Strong"/>
+        <w:t>2.1 Bottom-Up Estimating</w:t>
+      </w:r>
+    </w:p>
+    <w:p>
+      <w:pPr>
+        <w:pStyle w:val="NormalWeb"/>
+      </w:pPr>
+      <w:r>
+        <w:t>This method breaks the project into tiny, manageable tasks using a Work Breakdown Structure (WBS) and adds them up for a total estimate. For Polaris, it is useful given the three distinct modules. However, building a comprehensive WBS for a project this massive is incredibly time-consuming and complicated by changing requirements. Therefore, Bottom-Up estimation is best reserved exclusively for high-risk components—like the legacy data migration, security protocols, and testing.</w:t>
+      </w:r>
+    </w:p>
+    <w:p>
+      <w:pPr>
+        <w:pStyle w:val="NormalWeb"/>
+      </w:pPr>
+      <w:r>
+        <w:rPr>
           <w:b/>
           <w:bCs/>
         </w:rPr>
-        <w:t>1.1 Bottom-Up Estimating</w:t>
+        <w:t>2.2 Top-Down (Parametric) Estimating</w:t>
       </w:r>
     </w:p>
     <w:p>
@@ -75,7 +92,7 @@
         <w:pStyle w:val="NormalWeb"/>
       </w:pPr>
       <w:r>
-        <w:t>Bottom-Up Estimation is a WBS-based method where a project is divided into small tasks, each task is estimated separately, and the total effort is obtained by adding all estimates.</w:t>
+        <w:t>This method relies on mathematical models, like COCOMO, to calculate effort based on lines of code (KLOC) and productivity factors. While applicable to the Administrative Backend, COCOMO struggles to measure the cognitive work required for complex business logic, workflow rules, and strict security features. It provides a good initial baseline but must be combined with other methods for true accuracy.</w:t>
       </w:r>
     </w:p>
     <w:p>
@@ -83,35 +100,11 @@
         <w:pStyle w:val="NormalWeb"/>
       </w:pPr>
       <w:r>
-        <w:t>For Project Polaris, this method is useful because the project has three different modules that can be divided into smaller tasks such as course registration, reporting, testing, and deployment. It provides detailed and accurate estimates.</w:t>
-      </w:r>
-    </w:p>
-    <w:p>
-      <w:pPr>
-        <w:pStyle w:val="NormalWeb"/>
-      </w:pPr>
-      <w:r>
-        <w:t>However, creating a complete WBS for such a large project is time-consuming. Requirement changes and legacy data migration also make estimation difficult. Therefore, Bottom-Up Estimation is best suited for high-risk tasks like data migration, security implementation, and testing rather than the entire project.</w:t>
-      </w:r>
-    </w:p>
-    <w:p>
-      <w:r>
-        <w:pict>
-          <v:rect id="_x0000_i1064" style="width:0;height:1.5pt" o:hralign="center" o:hrstd="t" o:hr="t" fillcolor="#a0a0a0" stroked="f"/>
-        </w:pict>
-      </w:r>
-    </w:p>
-    <w:p>
-      <w:pPr>
-        <w:pStyle w:val="Heading2"/>
-      </w:pPr>
-      <w:r>
-        <w:rPr>
-          <w:rStyle w:val="Strong"/>
+        <w:rPr>
           <w:b/>
           <w:bCs/>
         </w:rPr>
-        <w:t>1.2 Top-Down (Parametric) Estimating</w:t>
+        <w:t>2.3 Analogy-Based Estimating</w:t>
       </w:r>
     </w:p>
     <w:p>
@@ -119,7 +112,15 @@
         <w:pStyle w:val="NormalWeb"/>
       </w:pPr>
       <w:r>
-        <w:t>Top-Down Estimation uses mathematical models such as COCOMO to estimate the total project effort based on KLOC and productivity factors.</w:t>
+        <w:t xml:space="preserve">This predicts effort by comparing the current work to similar past projects (using tools like ANGEL). The problem is </w:t>
+      </w:r>
+      <w:proofErr w:type="spellStart"/>
+      <w:r>
+        <w:t>Jahangirnagar</w:t>
+      </w:r>
+      <w:proofErr w:type="spellEnd"/>
+      <w:r>
+        <w:t xml:space="preserve"> University lacks a precedent for a project of this scale, security requirement (Privacy Act of Bangladesh), and 20-year legacy data migration. Relying purely on analogy (like comparing it to an old library system) would yield inaccurate estimates. It should only be used for smaller, generic modules.</w:t>
       </w:r>
     </w:p>
     <w:p>
@@ -127,29 +128,11 @@
         <w:pStyle w:val="NormalWeb"/>
       </w:pPr>
       <w:r>
-        <w:t>For Project Polaris, COCOMO can estimate the Administrative Backend, but it has limitations. The module contains complex business logic, workflow management, and security features that require analysis and testing, which cannot be measured only by lines of code. In addition, incorrect KLOC estimation and system integration may reduce estimation accuracy.</w:t>
-      </w:r>
-    </w:p>
-    <w:p>
-      <w:pPr>
-        <w:pStyle w:val="NormalWeb"/>
-      </w:pPr>
-      <w:r>
-        <w:lastRenderedPageBreak/>
-        <w:t>Therefore, COCOMO is useful for initial estimation but should be combined with other estimation methods.</w:t>
-      </w:r>
-    </w:p>
-    <w:p>
-      <w:pPr>
-        <w:pStyle w:val="Heading2"/>
-      </w:pPr>
-      <w:r>
-        <w:rPr>
-          <w:rStyle w:val="Strong"/>
+        <w:rPr>
           <w:b/>
           <w:bCs/>
         </w:rPr>
-        <w:t>1.3 Analogy-Based Estimating</w:t>
+        <w:t>2.4 Parkinson's Law &amp; Price-to-Win</w:t>
       </w:r>
     </w:p>
     <w:p>
@@ -157,7 +140,16 @@
         <w:pStyle w:val="NormalWeb"/>
       </w:pPr>
       <w:r>
-        <w:t>Analogy-Based Estimation predicts project effort by comparing it with similar past projects.</w:t>
+        <w:lastRenderedPageBreak/>
+        <w:t>"Price-to-Win" forces estimates to fit a desired client budget or deadline, which is a strategic failure that leads to rushed work and scope creep. Conversely, "Parkinson's Law" suggests work expands to fill the available time. To prevent the team from losing their sense of urgency over the 15-month timeline, we need realistic estimates and aggressive intermediate milestones, not fake numbers.</w:t>
+      </w:r>
+    </w:p>
+    <w:p>
+      <w:pPr>
+        <w:pStyle w:val="Heading3"/>
+      </w:pPr>
+      <w:r>
+        <w:t>3. Part 2: Applying Parametric and Functional Size Models</w:t>
       </w:r>
     </w:p>
     <w:p>
@@ -165,20 +157,11 @@
         <w:pStyle w:val="NormalWeb"/>
       </w:pPr>
       <w:r>
-        <w:t>For Project Polaris, this method is difficult because no previous university project has the same size, complexity, legacy data migration, security requirements, and multiple modules. Therefore, using only analogy may produce inaccurate estimates. However, it can still be useful for estimating smaller modules that are similar to previous projects.</w:t>
-      </w:r>
-    </w:p>
-    <w:p>
-      <w:pPr>
-        <w:pStyle w:val="Heading2"/>
-      </w:pPr>
-      <w:r>
-        <w:rPr>
-          <w:rStyle w:val="Strong"/>
+        <w:rPr>
           <w:b/>
           <w:bCs/>
         </w:rPr>
-        <w:t>1.4 Parkinson's Law and Price-to-Win</w:t>
+        <w:t>3.1 COCOMO Application for the Administrative Backend</w:t>
       </w:r>
     </w:p>
     <w:p>
@@ -186,43 +169,25 @@
         <w:pStyle w:val="NormalWeb"/>
       </w:pPr>
       <w:r>
-        <w:t>Parkinson's Law states that work expands to fill the available time, while Price-to-Win estimates a project based on the customer's budget or deadline instead of the actual effort.</w:t>
-      </w:r>
-    </w:p>
-    <w:p>
-      <w:pPr>
-        <w:pStyle w:val="NormalWeb"/>
-      </w:pPr>
-      <w:r>
-        <w:t>For Project Polaris, using Price-to-Win may result in unrealistic schedules, poor quality, and missed deadlines. On the other hand, an overestimated schedule may reduce productivity and increase project cost due to Parkinson's Law. Therefore, realistic estimation methods should be used instead of relying on budget pressure or unnecessary schedule extensions.</w:t>
-      </w:r>
-    </w:p>
-    <w:p>
-      <w:pPr>
-        <w:pStyle w:val="Heading1"/>
-      </w:pPr>
-      <w:r>
-        <w:t>Strategic Effort Estimation for Project Polaris</w:t>
-      </w:r>
-    </w:p>
-    <w:p>
-      <w:pPr>
-        <w:pStyle w:val="NormalWeb"/>
-      </w:pPr>
-      <w:r>
-        <w:rPr>
-          <w:b/>
-          <w:bCs/>
-        </w:rPr>
-        <w:t>Department of Computer Science &amp; Engineering</w:t>
-      </w:r>
-    </w:p>
-    <w:p>
-      <w:pPr>
-        <w:pStyle w:val="Heading3"/>
-      </w:pPr>
-      <w:r>
-        <w:t>1. Introduction</w:t>
+        <w:t>The Administrative Backend is estimated at 85 KSLOC. As a mix of new code and old system integration, we treat it as a "semi-detached" system (</w:t>
+      </w:r>
+      <w:r>
+        <w:rPr>
+          <w:rStyle w:val="math-inline"/>
+        </w:rPr>
+        <w:t>$C = 3.0$</w:t>
+      </w:r>
+      <w:r>
+        <w:t xml:space="preserve"> and </w:t>
+      </w:r>
+      <w:r>
+        <w:rPr>
+          <w:rStyle w:val="math-inline"/>
+        </w:rPr>
+        <w:t>$k = 1.12$</w:t>
+      </w:r>
+      <w:r>
+        <w:t>).</w:t>
       </w:r>
     </w:p>
     <w:p>
@@ -230,7 +195,7 @@
         <w:pStyle w:val="NormalWeb"/>
         <w:numPr>
           <w:ilvl w:val="0"/>
-          <w:numId w:val="4"/>
+          <w:numId w:val="18"/>
         </w:numPr>
       </w:pPr>
       <w:r>
@@ -238,18 +203,100 @@
           <w:b/>
           <w:bCs/>
         </w:rPr>
-        <w:t>The Project Mandate:</w:t>
-      </w:r>
-      <w:r>
-        <w:t xml:space="preserve"> Project Polaris is an institutional transformation for </w:t>
+        <w:t>Step 1: Calculating the Nominal Effort</w:t>
+      </w:r>
+    </w:p>
+    <w:p>
+      <w:pPr>
+        <w:pStyle w:val="NormalWeb"/>
+        <w:numPr>
+          <w:ilvl w:val="1"/>
+          <w:numId w:val="18"/>
+        </w:numPr>
+      </w:pPr>
+      <w:r>
+        <w:rPr>
+          <w:rStyle w:val="math-inline"/>
+        </w:rPr>
+        <w:t>$Effort = C \times Size^{k}$</w:t>
+      </w:r>
+    </w:p>
+    <w:p>
+      <w:pPr>
+        <w:pStyle w:val="NormalWeb"/>
+        <w:numPr>
+          <w:ilvl w:val="1"/>
+          <w:numId w:val="18"/>
+        </w:numPr>
+      </w:pPr>
+      <w:r>
+        <w:rPr>
+          <w:rStyle w:val="math-inline"/>
+        </w:rPr>
+        <w:t>$Effort = 3.0 \times (</w:t>
+      </w:r>
+      <w:proofErr w:type="gramStart"/>
+      <w:r>
+        <w:rPr>
+          <w:rStyle w:val="math-inline"/>
+        </w:rPr>
+        <w:t>85)^</w:t>
+      </w:r>
+      <w:proofErr w:type="gramEnd"/>
+      <w:r>
+        <w:rPr>
+          <w:rStyle w:val="math-inline"/>
+        </w:rPr>
+        <w:t>{1.12}$</w:t>
+      </w:r>
+    </w:p>
+    <w:p>
+      <w:pPr>
+        <w:pStyle w:val="NormalWeb"/>
+        <w:numPr>
+          <w:ilvl w:val="1"/>
+          <w:numId w:val="18"/>
+        </w:numPr>
+      </w:pPr>
+      <w:r>
+        <w:rPr>
+          <w:b/>
+          <w:bCs/>
+        </w:rPr>
+        <w:t xml:space="preserve">Nominal Effort </w:t>
+      </w:r>
+      <w:r>
+        <w:rPr>
+          <w:rStyle w:val="math-inline"/>
+          <w:b/>
+          <w:bCs/>
+        </w:rPr>
+        <w:t>$\</w:t>
       </w:r>
       <w:proofErr w:type="spellStart"/>
       <w:r>
-        <w:t>Jahangirnagar</w:t>
+        <w:rPr>
+          <w:rStyle w:val="math-inline"/>
+          <w:b/>
+          <w:bCs/>
+        </w:rPr>
+        <w:t>approx</w:t>
       </w:r>
       <w:proofErr w:type="spellEnd"/>
       <w:r>
-        <w:t xml:space="preserve"> University. The objective is to replace a monolithic legacy Student Information System (SIS) with a modern, integrated web platform. </w:t>
+        <w:rPr>
+          <w:rStyle w:val="math-inline"/>
+          <w:b/>
+          <w:bCs/>
+        </w:rPr>
+        <w:t>$</w:t>
+      </w:r>
+      <w:r>
+        <w:rPr>
+          <w:b/>
+          <w:bCs/>
+        </w:rPr>
+        <w:t xml:space="preserve"> 418.66 staff-months</w:t>
       </w:r>
     </w:p>
     <w:p>
@@ -257,7 +304,7 @@
         <w:pStyle w:val="NormalWeb"/>
         <w:numPr>
           <w:ilvl w:val="0"/>
-          <w:numId w:val="4"/>
+          <w:numId w:val="18"/>
         </w:numPr>
       </w:pPr>
       <w:r>
@@ -265,10 +312,103 @@
           <w:b/>
           <w:bCs/>
         </w:rPr>
-        <w:t>Institutional Constraints:</w:t>
-      </w:r>
-      <w:r>
-        <w:t xml:space="preserve"> The project operates under the "Iron Triangle" of software management. We must deliver agreed functionality, within a rigid 15-month deadline, at a predefined cost, and with strict quality/reliability requirements. </w:t>
+        <w:t>Step 2: Calculating the Adjusted Effort</w:t>
+      </w:r>
+    </w:p>
+    <w:p>
+      <w:pPr>
+        <w:pStyle w:val="NormalWeb"/>
+        <w:ind w:left="720"/>
+      </w:pPr>
+      <w:r>
+        <w:t>We adjust this base number using three cost drivers: low language experience (1.14), very high complexity (1.34), and high reliability (1.15).</w:t>
+      </w:r>
+    </w:p>
+    <w:p>
+      <w:pPr>
+        <w:pStyle w:val="NormalWeb"/>
+        <w:numPr>
+          <w:ilvl w:val="1"/>
+          <w:numId w:val="18"/>
+        </w:numPr>
+      </w:pPr>
+      <w:r>
+        <w:rPr>
+          <w:rStyle w:val="math-inline"/>
+        </w:rPr>
+        <w:t xml:space="preserve">$Adjusted Effort = 418.66 \times (1.14 \times 1.34 \times </w:t>
+      </w:r>
+      <w:proofErr w:type="gramStart"/>
+      <w:r>
+        <w:rPr>
+          <w:rStyle w:val="math-inline"/>
+        </w:rPr>
+        <w:t>1.15)$</w:t>
+      </w:r>
+      <w:proofErr w:type="gramEnd"/>
+    </w:p>
+    <w:p>
+      <w:pPr>
+        <w:pStyle w:val="NormalWeb"/>
+        <w:numPr>
+          <w:ilvl w:val="1"/>
+          <w:numId w:val="18"/>
+        </w:numPr>
+      </w:pPr>
+      <w:r>
+        <w:rPr>
+          <w:rStyle w:val="math-inline"/>
+        </w:rPr>
+        <w:t>$Adjusted Effort = 418.66 \times 1.756$</w:t>
+      </w:r>
+    </w:p>
+    <w:p>
+      <w:pPr>
+        <w:pStyle w:val="NormalWeb"/>
+        <w:numPr>
+          <w:ilvl w:val="1"/>
+          <w:numId w:val="18"/>
+        </w:numPr>
+      </w:pPr>
+      <w:r>
+        <w:rPr>
+          <w:b/>
+          <w:bCs/>
+        </w:rPr>
+        <w:t xml:space="preserve">Adjusted Effort </w:t>
+      </w:r>
+      <w:r>
+        <w:rPr>
+          <w:rStyle w:val="math-inline"/>
+          <w:b/>
+          <w:bCs/>
+        </w:rPr>
+        <w:t>$\</w:t>
+      </w:r>
+      <w:proofErr w:type="spellStart"/>
+      <w:r>
+        <w:rPr>
+          <w:rStyle w:val="math-inline"/>
+          <w:b/>
+          <w:bCs/>
+        </w:rPr>
+        <w:t>approx</w:t>
+      </w:r>
+      <w:proofErr w:type="spellEnd"/>
+      <w:r>
+        <w:rPr>
+          <w:rStyle w:val="math-inline"/>
+          <w:b/>
+          <w:bCs/>
+        </w:rPr>
+        <w:t>$</w:t>
+      </w:r>
+      <w:r>
+        <w:rPr>
+          <w:b/>
+          <w:bCs/>
+        </w:rPr>
+        <w:t xml:space="preserve"> 735.34 staff-months</w:t>
       </w:r>
     </w:p>
     <w:p>
@@ -276,7 +416,7 @@
         <w:pStyle w:val="NormalWeb"/>
         <w:numPr>
           <w:ilvl w:val="0"/>
-          <w:numId w:val="4"/>
+          <w:numId w:val="18"/>
         </w:numPr>
       </w:pPr>
       <w:r>
@@ -284,21 +424,105 @@
           <w:b/>
           <w:bCs/>
         </w:rPr>
-        <w:t>The Estimation Goal:</w:t>
-      </w:r>
-      <w:r>
-        <w:t xml:space="preserve"> This assignment critiques software estimation techniques to move the project from speculative guessing to a robust, data-driven planning strategy. </w:t>
-      </w:r>
-    </w:p>
-    <w:p>
-      <w:pPr>
-        <w:pStyle w:val="Heading3"/>
-      </w:pPr>
-      <w:r>
-        <w:t>2. Part 1: Critical Analysis</w:t>
-      </w:r>
-      <w:r>
-        <w:t xml:space="preserve"> of Estimation Methods</w:t>
+        <w:t>Step 3: Interpretation</w:t>
+      </w:r>
+    </w:p>
+    <w:p>
+      <w:pPr>
+        <w:pStyle w:val="NormalWeb"/>
+        <w:ind w:left="720"/>
+      </w:pPr>
+      <w:r>
+        <w:t>This adjustment adds over 300 staff-months to the original estimate! This clearly shows that the real hurdles for the backend aren't just code volume, but the team's lack of experience combined with extreme logical complexity. COCOMO alone is too rigid to capture human elements like coordinating with faculty or engineering strict degree audit workflows.</w:t>
+      </w:r>
+    </w:p>
+    <w:p>
+      <w:pPr>
+        <w:pStyle w:val="NormalWeb"/>
+      </w:pPr>
+      <w:r>
+        <w:rPr>
+          <w:b/>
+          <w:bCs/>
+        </w:rPr>
+        <w:t>3.2 Function Point Analysis for the Student Portal</w:t>
+      </w:r>
+    </w:p>
+    <w:p>
+      <w:pPr>
+        <w:pStyle w:val="NormalWeb"/>
+      </w:pPr>
+      <w:r>
+        <w:t>Function Point Analysis (FPA) measures system size based on logical functional requirements. We'll use the Mark II FPA method, focusing on inputs (</w:t>
+      </w:r>
+      <w:r>
+        <w:rPr>
+          <w:rStyle w:val="math-inline"/>
+        </w:rPr>
+        <w:t>$</w:t>
+      </w:r>
+      <w:proofErr w:type="spellStart"/>
+      <w:r>
+        <w:rPr>
+          <w:rStyle w:val="math-inline"/>
+        </w:rPr>
+        <w:t>N_i</w:t>
+      </w:r>
+      <w:proofErr w:type="spellEnd"/>
+      <w:r>
+        <w:rPr>
+          <w:rStyle w:val="math-inline"/>
+        </w:rPr>
+        <w:t>$</w:t>
+      </w:r>
+      <w:r>
+        <w:t>), entity types accessed (</w:t>
+      </w:r>
+      <w:r>
+        <w:rPr>
+          <w:rStyle w:val="math-inline"/>
+        </w:rPr>
+        <w:t>$</w:t>
+      </w:r>
+      <w:proofErr w:type="spellStart"/>
+      <w:r>
+        <w:rPr>
+          <w:rStyle w:val="math-inline"/>
+        </w:rPr>
+        <w:t>N_e</w:t>
+      </w:r>
+      <w:proofErr w:type="spellEnd"/>
+      <w:r>
+        <w:rPr>
+          <w:rStyle w:val="math-inline"/>
+        </w:rPr>
+        <w:t>$</w:t>
+      </w:r>
+      <w:r>
+        <w:t>), and outputs (</w:t>
+      </w:r>
+      <w:r>
+        <w:rPr>
+          <w:rStyle w:val="math-inline"/>
+        </w:rPr>
+        <w:t>$</w:t>
+      </w:r>
+      <w:proofErr w:type="spellStart"/>
+      <w:r>
+        <w:rPr>
+          <w:rStyle w:val="math-inline"/>
+        </w:rPr>
+        <w:t>N_o</w:t>
+      </w:r>
+      <w:proofErr w:type="spellEnd"/>
+      <w:r>
+        <w:rPr>
+          <w:rStyle w:val="math-inline"/>
+        </w:rPr>
+        <w:t>$</w:t>
+      </w:r>
+      <w:r>
+        <w:t>).</w:t>
       </w:r>
     </w:p>
     <w:p>
@@ -306,7 +530,7 @@
         <w:pStyle w:val="NormalWeb"/>
         <w:numPr>
           <w:ilvl w:val="0"/>
-          <w:numId w:val="5"/>
+          <w:numId w:val="19"/>
         </w:numPr>
       </w:pPr>
       <w:r>
@@ -314,7 +538,7 @@
           <w:b/>
           <w:bCs/>
         </w:rPr>
-        <w:t>Bottom-Up Estimating:</w:t>
+        <w:t>Step 1: Mark II FP Calculation ("Register for a Course")</w:t>
       </w:r>
     </w:p>
     <w:p>
@@ -322,18 +546,80 @@
         <w:pStyle w:val="NormalWeb"/>
         <w:numPr>
           <w:ilvl w:val="1"/>
-          <w:numId w:val="5"/>
+          <w:numId w:val="19"/>
         </w:numPr>
       </w:pPr>
       <w:r>
-        <w:rPr>
-          <w:b/>
-          <w:bCs/>
-        </w:rPr>
-        <w:t>Strategic Detail:</w:t>
-      </w:r>
-      <w:r>
-        <w:t xml:space="preserve"> Discuss the WBS-based approach. </w:t>
+        <w:t>Inputs (</w:t>
+      </w:r>
+      <w:r>
+        <w:rPr>
+          <w:rStyle w:val="math-inline"/>
+        </w:rPr>
+        <w:t>$</w:t>
+      </w:r>
+      <w:proofErr w:type="spellStart"/>
+      <w:r>
+        <w:rPr>
+          <w:rStyle w:val="math-inline"/>
+        </w:rPr>
+        <w:t>N_i</w:t>
+      </w:r>
+      <w:proofErr w:type="spellEnd"/>
+      <w:r>
+        <w:rPr>
+          <w:rStyle w:val="math-inline"/>
+        </w:rPr>
+        <w:t>$</w:t>
+      </w:r>
+      <w:r>
+        <w:t>) = 8, Entities (</w:t>
+      </w:r>
+      <w:r>
+        <w:rPr>
+          <w:rStyle w:val="math-inline"/>
+        </w:rPr>
+        <w:t>$</w:t>
+      </w:r>
+      <w:proofErr w:type="spellStart"/>
+      <w:r>
+        <w:rPr>
+          <w:rStyle w:val="math-inline"/>
+        </w:rPr>
+        <w:t>N_e</w:t>
+      </w:r>
+      <w:proofErr w:type="spellEnd"/>
+      <w:r>
+        <w:rPr>
+          <w:rStyle w:val="math-inline"/>
+        </w:rPr>
+        <w:t>$</w:t>
+      </w:r>
+      <w:r>
+        <w:t>) = 7, Outputs (</w:t>
+      </w:r>
+      <w:r>
+        <w:rPr>
+          <w:rStyle w:val="math-inline"/>
+        </w:rPr>
+        <w:t>$</w:t>
+      </w:r>
+      <w:proofErr w:type="spellStart"/>
+      <w:r>
+        <w:rPr>
+          <w:rStyle w:val="math-inline"/>
+        </w:rPr>
+        <w:t>N_o</w:t>
+      </w:r>
+      <w:proofErr w:type="spellEnd"/>
+      <w:r>
+        <w:rPr>
+          <w:rStyle w:val="math-inline"/>
+        </w:rPr>
+        <w:t>$</w:t>
+      </w:r>
+      <w:r>
+        <w:t>) = 4.</w:t>
       </w:r>
     </w:p>
     <w:p>
@@ -341,41 +627,53 @@
         <w:pStyle w:val="NormalWeb"/>
         <w:numPr>
           <w:ilvl w:val="1"/>
-          <w:numId w:val="5"/>
+          <w:numId w:val="19"/>
         </w:numPr>
       </w:pPr>
       <w:r>
         <w:rPr>
-          <w:b/>
-          <w:bCs/>
-        </w:rPr>
-        <w:lastRenderedPageBreak/>
-        <w:t>Analysis:</w:t>
-      </w:r>
-      <w:r>
-        <w:t xml:space="preserve"> For Polaris, this method is ideal for the </w:t>
-      </w:r>
-      <w:r>
-        <w:rPr>
-          <w:b/>
-          <w:bCs/>
-        </w:rPr>
-        <w:t>Legacy Data Migration</w:t>
-      </w:r>
-      <w:r>
-        <w:t xml:space="preserve">. It allows granular tracking of migration tasks, ensuring that 20 years of PII data are handled securely. </w:t>
-      </w:r>
+          <w:rStyle w:val="math-inline"/>
+        </w:rPr>
+        <w:t xml:space="preserve">$FP = (8 \times 0.58) + (7 \times 1.66) + (4 \times </w:t>
+      </w:r>
+      <w:proofErr w:type="gramStart"/>
+      <w:r>
+        <w:rPr>
+          <w:rStyle w:val="math-inline"/>
+        </w:rPr>
+        <w:t>0.26)$</w:t>
+      </w:r>
+      <w:proofErr w:type="gramEnd"/>
     </w:p>
     <w:p>
       <w:pPr>
         <w:pStyle w:val="NormalWeb"/>
         <w:numPr>
           <w:ilvl w:val="1"/>
-          <w:numId w:val="5"/>
+          <w:numId w:val="19"/>
         </w:numPr>
       </w:pPr>
       <w:r>
-        <w:t xml:space="preserve">Insert WBS Hierarchy Tree Diagram here (Overall Project -&gt; 3 Modules -&gt; Individual Tasks). </w:t>
+        <w:rPr>
+          <w:rStyle w:val="math-inline"/>
+        </w:rPr>
+        <w:t>$FP = 4.64 + 11.62 + 1.04$</w:t>
+      </w:r>
+    </w:p>
+    <w:p>
+      <w:pPr>
+        <w:pStyle w:val="NormalWeb"/>
+        <w:numPr>
+          <w:ilvl w:val="1"/>
+          <w:numId w:val="19"/>
+        </w:numPr>
+      </w:pPr>
+      <w:r>
+        <w:rPr>
+          <w:b/>
+          <w:bCs/>
+        </w:rPr>
+        <w:t>Total Size = 17.3 Mark II FPs</w:t>
       </w:r>
     </w:p>
     <w:p>
@@ -383,7 +681,7 @@
         <w:pStyle w:val="NormalWeb"/>
         <w:numPr>
           <w:ilvl w:val="0"/>
-          <w:numId w:val="5"/>
+          <w:numId w:val="19"/>
         </w:numPr>
       </w:pPr>
       <w:r>
@@ -391,65 +689,55 @@
           <w:b/>
           <w:bCs/>
         </w:rPr>
-        <w:t>Top-Down (Parametric) Estimating:</w:t>
+        <w:t>Step 2: Mark II vs. COSMIC</w:t>
       </w:r>
     </w:p>
     <w:p>
       <w:pPr>
         <w:pStyle w:val="NormalWeb"/>
-        <w:numPr>
-          <w:ilvl w:val="1"/>
-          <w:numId w:val="5"/>
-        </w:numPr>
-      </w:pPr>
+        <w:ind w:left="720"/>
+      </w:pPr>
+      <w:r>
+        <w:lastRenderedPageBreak/>
+        <w:t xml:space="preserve">Mark II is great for standard user-facing interfaces like the Student Portal. However, the Data Integration &amp; Reporting Layer requires the </w:t>
+      </w:r>
       <w:r>
         <w:rPr>
           <w:b/>
           <w:bCs/>
         </w:rPr>
-        <w:t>Strategic Detail:</w:t>
-      </w:r>
-      <w:r>
-        <w:t xml:space="preserve"> This method relies on effort drivers derived from past projects. </w:t>
+        <w:t>COSMIC FP</w:t>
+      </w:r>
+      <w:r>
+        <w:t xml:space="preserve"> approach. COSMIC measures data movements (Entries, Exits, Reads, Writes), making it much more accurate for massive backend engines handling heavy database queries and persistent storage operations.</w:t>
+      </w:r>
+    </w:p>
+    <w:p>
+      <w:pPr>
+        <w:pStyle w:val="Heading3"/>
+      </w:pPr>
+      <w:r>
+        <w:t>4. Part 3: Synthesis and Recommendation</w:t>
       </w:r>
     </w:p>
     <w:p>
       <w:pPr>
         <w:pStyle w:val="NormalWeb"/>
-        <w:numPr>
-          <w:ilvl w:val="1"/>
-          <w:numId w:val="5"/>
-        </w:numPr>
       </w:pPr>
       <w:r>
         <w:rPr>
           <w:b/>
           <w:bCs/>
         </w:rPr>
-        <w:t>Limitation:</w:t>
-      </w:r>
-      <w:r>
-        <w:t xml:space="preserve"> For the Administrative Backend, the complexity lies in workflow logic, which code-volume-based models like COCOMO often undervalue. </w:t>
+        <w:t>4.1 Recommended Hybrid Estimation Strategy</w:t>
       </w:r>
     </w:p>
     <w:p>
       <w:pPr>
         <w:pStyle w:val="NormalWeb"/>
-        <w:numPr>
-          <w:ilvl w:val="1"/>
-          <w:numId w:val="5"/>
-        </w:numPr>
-      </w:pPr>
-      <w:r>
-        <w:t xml:space="preserve">Insert Top-Down Distribution Logic Diagram here (100 </w:t>
-      </w:r>
-      <w:proofErr w:type="gramStart"/>
-      <w:r>
-        <w:t>days</w:t>
-      </w:r>
-      <w:proofErr w:type="gramEnd"/>
-      <w:r>
-        <w:t xml:space="preserve"> total split into Design/Code/Test proportions). </w:t>
+      </w:pPr>
+      <w:r>
+        <w:t>Relying on just one estimation model for a multi-faceted project invites systemic risk. I propose a hybrid approach:</w:t>
       </w:r>
     </w:p>
     <w:p>
@@ -457,7 +745,7 @@
         <w:pStyle w:val="NormalWeb"/>
         <w:numPr>
           <w:ilvl w:val="0"/>
-          <w:numId w:val="5"/>
+          <w:numId w:val="20"/>
         </w:numPr>
       </w:pPr>
       <w:r>
@@ -465,45 +753,10 @@
           <w:b/>
           <w:bCs/>
         </w:rPr>
-        <w:t>Analogy-Based Estimating:</w:t>
-      </w:r>
-    </w:p>
-    <w:p>
-      <w:pPr>
-        <w:pStyle w:val="NormalWeb"/>
-        <w:numPr>
-          <w:ilvl w:val="1"/>
-          <w:numId w:val="5"/>
-        </w:numPr>
-      </w:pPr>
-      <w:r>
-        <w:rPr>
-          <w:b/>
-          <w:bCs/>
-        </w:rPr>
-        <w:t>Strategic Detail:</w:t>
-      </w:r>
-      <w:r>
-        <w:t xml:space="preserve"> Use the ANGEL method to explain how we find the "Euclidean distance" between projects. </w:t>
-      </w:r>
-    </w:p>
-    <w:p>
-      <w:pPr>
-        <w:pStyle w:val="NormalWeb"/>
-        <w:numPr>
-          <w:ilvl w:val="1"/>
-          <w:numId w:val="5"/>
-        </w:numPr>
-      </w:pPr>
-      <w:r>
-        <w:rPr>
-          <w:b/>
-          <w:bCs/>
-        </w:rPr>
-        <w:t>Uniqueness:</w:t>
-      </w:r>
-      <w:r>
-        <w:t xml:space="preserve"> Polaris is unique due to its compliance with the Privacy Act of Bangladesh. Since previous internal projects (e.g., library management) were less regulated, they are not valid analogies. </w:t>
+        <w:t>Top-Down (Parametric):</w:t>
+      </w:r>
+      <w:r>
+        <w:t xml:space="preserve"> Use this to establish a macro-level budget and timeline for university board approval.</w:t>
       </w:r>
     </w:p>
     <w:p>
@@ -511,7 +764,7 @@
         <w:pStyle w:val="NormalWeb"/>
         <w:numPr>
           <w:ilvl w:val="0"/>
-          <w:numId w:val="5"/>
+          <w:numId w:val="20"/>
         </w:numPr>
       </w:pPr>
       <w:r>
@@ -519,37 +772,10 @@
           <w:b/>
           <w:bCs/>
         </w:rPr>
-        <w:t>Parkinson’s Law &amp; Price-to-Win:</w:t>
-      </w:r>
-    </w:p>
-    <w:p>
-      <w:pPr>
-        <w:pStyle w:val="NormalWeb"/>
-        <w:numPr>
-          <w:ilvl w:val="1"/>
-          <w:numId w:val="5"/>
-        </w:numPr>
-      </w:pPr>
-      <w:r>
-        <w:rPr>
-          <w:b/>
-          <w:bCs/>
-        </w:rPr>
-        <w:t>Critical Analysis:</w:t>
-      </w:r>
-      <w:r>
-        <w:t xml:space="preserve"> "Price-to-Win" is a strategic failure that invites scope creep. "Parkinson's Law" suggests work expands to fill the time available; thus, a 15-month schedule needs strict, aggressive intermediate milestones to prevent team complacency. </w:t>
-      </w:r>
-    </w:p>
-    <w:p>
-      <w:pPr>
-        <w:pStyle w:val="Heading3"/>
-      </w:pPr>
-      <w:r>
-        <w:t xml:space="preserve">3. Part 2: Applying Parametric and </w:t>
-      </w:r>
-      <w:r>
-        <w:t>Functional Size Models</w:t>
+        <w:t>Bottom-Up:</w:t>
+      </w:r>
+      <w:r>
+        <w:t xml:space="preserve"> Strictly use this for the Legacy Data Migration and SSO authentication components. Every database mapping and sanitization script must be estimated individually to ensure data integrity.</w:t>
       </w:r>
     </w:p>
     <w:p>
@@ -557,7 +783,7 @@
         <w:pStyle w:val="NormalWeb"/>
         <w:numPr>
           <w:ilvl w:val="0"/>
-          <w:numId w:val="6"/>
+          <w:numId w:val="20"/>
         </w:numPr>
       </w:pPr>
       <w:r>
@@ -565,112 +791,22 @@
           <w:b/>
           <w:bCs/>
         </w:rPr>
-        <w:t>2.1 COCOMO Application (Administrative Backend):</w:t>
+        <w:t>Analogy-Based:</w:t>
+      </w:r>
+      <w:r>
+        <w:t xml:space="preserve"> Use past data from the university's HR portal upgrade solely to estimate standard UI/UX work in the Student Portal.</w:t>
       </w:r>
     </w:p>
     <w:p>
       <w:pPr>
         <w:pStyle w:val="NormalWeb"/>
-        <w:numPr>
-          <w:ilvl w:val="1"/>
-          <w:numId w:val="6"/>
-        </w:numPr>
       </w:pPr>
       <w:r>
         <w:rPr>
           <w:b/>
           <w:bCs/>
         </w:rPr>
-        <w:t>The Math:</w:t>
-      </w:r>
-    </w:p>
-    <w:p>
-      <w:pPr>
-        <w:pStyle w:val="NormalWeb"/>
-        <w:numPr>
-          <w:ilvl w:val="2"/>
-          <w:numId w:val="6"/>
-        </w:numPr>
-      </w:pPr>
-      <w:r>
-        <w:t xml:space="preserve">Nominal Effort: </w:t>
-      </w:r>
-      <w:r>
-        <w:rPr>
-          <w:rStyle w:val="math-inline"/>
-        </w:rPr>
-        <w:t>$3.0 \times (</w:t>
-      </w:r>
-      <w:proofErr w:type="gramStart"/>
-      <w:r>
-        <w:rPr>
-          <w:rStyle w:val="math-inline"/>
-        </w:rPr>
-        <w:t>85)^</w:t>
-      </w:r>
-      <w:proofErr w:type="gramEnd"/>
-      <w:r>
-        <w:rPr>
-          <w:rStyle w:val="math-inline"/>
-        </w:rPr>
-        <w:t>{1.12} = 418.65$</w:t>
-      </w:r>
-      <w:r>
-        <w:t xml:space="preserve"> staff-months. </w:t>
-      </w:r>
-    </w:p>
-    <w:p>
-      <w:pPr>
-        <w:pStyle w:val="NormalWeb"/>
-        <w:numPr>
-          <w:ilvl w:val="2"/>
-          <w:numId w:val="6"/>
-        </w:numPr>
-      </w:pPr>
-      <w:r>
-        <w:t xml:space="preserve">Adjusted Effort: </w:t>
-      </w:r>
-      <w:r>
-        <w:rPr>
-          <w:rStyle w:val="math-inline"/>
-        </w:rPr>
-        <w:t>$418.65 \times 1.14 \</w:t>
-      </w:r>
-      <w:proofErr w:type="gramStart"/>
-      <w:r>
-        <w:rPr>
-          <w:rStyle w:val="math-inline"/>
-        </w:rPr>
-        <w:t>text{ (</w:t>
-      </w:r>
-      <w:proofErr w:type="gramEnd"/>
-      <w:r>
-        <w:rPr>
-          <w:rStyle w:val="math-inline"/>
-        </w:rPr>
-        <w:t>experience)} \times 1.34 \text{ (complexity)} \times 1.15 \text{ (reliability)} = 736.63$</w:t>
-      </w:r>
-      <w:r>
-        <w:t xml:space="preserve"> staff-months. </w:t>
-      </w:r>
-    </w:p>
-    <w:p>
-      <w:pPr>
-        <w:pStyle w:val="NormalWeb"/>
-        <w:numPr>
-          <w:ilvl w:val="1"/>
-          <w:numId w:val="6"/>
-        </w:numPr>
-      </w:pPr>
-      <w:r>
-        <w:rPr>
-          <w:b/>
-          <w:bCs/>
-        </w:rPr>
-        <w:t>Analysis:</w:t>
-      </w:r>
-      <w:r>
-        <w:t xml:space="preserve"> This drastic increase proves that "Personnel Experience" and "Complexity" are the true project costs. </w:t>
+        <w:t>4.2 Addressing the Project Risks</w:t>
       </w:r>
     </w:p>
     <w:p>
@@ -678,7 +814,7 @@
         <w:pStyle w:val="NormalWeb"/>
         <w:numPr>
           <w:ilvl w:val="0"/>
-          <w:numId w:val="6"/>
+          <w:numId w:val="21"/>
         </w:numPr>
       </w:pPr>
       <w:r>
@@ -686,54 +822,10 @@
           <w:b/>
           <w:bCs/>
         </w:rPr>
-        <w:t>2.2 Function Point Analysis (Student Portal):</w:t>
-      </w:r>
-    </w:p>
-    <w:p>
-      <w:pPr>
-        <w:pStyle w:val="NormalWeb"/>
-        <w:numPr>
-          <w:ilvl w:val="1"/>
-          <w:numId w:val="6"/>
-        </w:numPr>
-      </w:pPr>
-      <w:r>
-        <w:rPr>
-          <w:b/>
-          <w:bCs/>
-        </w:rPr>
-        <w:t>The Math:</w:t>
-      </w:r>
-      <w:r>
-        <w:t xml:space="preserve"> Mark II FP = </w:t>
-      </w:r>
-      <w:r>
-        <w:rPr>
-          <w:rStyle w:val="math-inline"/>
-        </w:rPr>
-        <w:t>$(8 \times 0.58) + (7 \times 1.66) + (4 \times 0.26) = 17.3$</w:t>
-      </w:r>
-      <w:r>
-        <w:t xml:space="preserve"> FPs. </w:t>
-      </w:r>
-    </w:p>
-    <w:p>
-      <w:pPr>
-        <w:pStyle w:val="NormalWeb"/>
-        <w:numPr>
-          <w:ilvl w:val="1"/>
-          <w:numId w:val="6"/>
-        </w:numPr>
-      </w:pPr>
-      <w:r>
-        <w:rPr>
-          <w:b/>
-          <w:bCs/>
-        </w:rPr>
-        <w:t>COSMIC vs. Mark II:</w:t>
-      </w:r>
-      <w:r>
-        <w:t xml:space="preserve"> For the Data Integration &amp; Reporting Layer, COSMIC is superior because it counts data "Entries," "Exits," "Reads," and "Writes"—essential for an enterprise data warehouse. </w:t>
+        <w:t>The 15-Month Deadline:</w:t>
+      </w:r>
+      <w:r>
+        <w:t xml:space="preserve"> Bottom-up estimates for critical tasks enable tight, two-week sprints, preventing Parkinson's Law.</w:t>
       </w:r>
     </w:p>
     <w:p>
@@ -741,7 +833,7 @@
         <w:pStyle w:val="NormalWeb"/>
         <w:numPr>
           <w:ilvl w:val="0"/>
-          <w:numId w:val="6"/>
+          <w:numId w:val="21"/>
         </w:numPr>
       </w:pPr>
       <w:r>
@@ -749,615 +841,10 @@
           <w:b/>
           <w:bCs/>
         </w:rPr>
-        <w:t>[Insert Table on Page 11]:</w:t>
-      </w:r>
-    </w:p>
-    <w:tbl>
-      <w:tblPr>
-        <w:tblW w:w="0" w:type="auto"/>
-        <w:tblCellSpacing w:w="15" w:type="dxa"/>
-        <w:tblInd w:w="720" w:type="dxa"/>
-        <w:tblCellMar>
-          <w:top w:w="15" w:type="dxa"/>
-          <w:left w:w="15" w:type="dxa"/>
-          <w:bottom w:w="15" w:type="dxa"/>
-          <w:right w:w="15" w:type="dxa"/>
-        </w:tblCellMar>
-        <w:tblLook w:val="04A0" w:firstRow="1" w:lastRow="0" w:firstColumn="1" w:lastColumn="0" w:noHBand="0" w:noVBand="1"/>
-      </w:tblPr>
-      <w:tblGrid>
-        <w:gridCol w:w="2075"/>
-        <w:gridCol w:w="1199"/>
-        <w:gridCol w:w="1330"/>
-        <w:gridCol w:w="4020"/>
-      </w:tblGrid>
-      <w:tr>
-        <w:trPr>
-          <w:tblHeader/>
-          <w:tblCellSpacing w:w="15" w:type="dxa"/>
-        </w:trPr>
-        <w:tc>
-          <w:tcPr>
-            <w:tcW w:w="0" w:type="auto"/>
-            <w:tcBorders>
-              <w:top w:val="single" w:sz="6" w:space="0" w:color="C4C7C5"/>
-              <w:left w:val="single" w:sz="6" w:space="0" w:color="C4C7C5"/>
-              <w:bottom w:val="single" w:sz="6" w:space="0" w:color="C4C7C5"/>
-              <w:right w:val="single" w:sz="6" w:space="0" w:color="C4C7C5"/>
-            </w:tcBorders>
-            <w:tcMar>
-              <w:top w:w="120" w:type="dxa"/>
-              <w:left w:w="180" w:type="dxa"/>
-              <w:bottom w:w="120" w:type="dxa"/>
-              <w:right w:w="180" w:type="dxa"/>
-            </w:tcMar>
-            <w:vAlign w:val="center"/>
-            <w:hideMark/>
-          </w:tcPr>
-          <w:p>
-            <w:pPr>
-              <w:spacing w:after="480"/>
-            </w:pPr>
-            <w:r>
-              <w:rPr>
-                <w:rStyle w:val="Strong"/>
-              </w:rPr>
-              <w:lastRenderedPageBreak/>
-              <w:t>Cost Driver</w:t>
-            </w:r>
-          </w:p>
-        </w:tc>
-        <w:tc>
-          <w:tcPr>
-            <w:tcW w:w="0" w:type="auto"/>
-            <w:tcBorders>
-              <w:top w:val="single" w:sz="6" w:space="0" w:color="C4C7C5"/>
-              <w:left w:val="single" w:sz="6" w:space="0" w:color="C4C7C5"/>
-              <w:bottom w:val="single" w:sz="6" w:space="0" w:color="C4C7C5"/>
-              <w:right w:val="single" w:sz="6" w:space="0" w:color="C4C7C5"/>
-            </w:tcBorders>
-            <w:tcMar>
-              <w:top w:w="120" w:type="dxa"/>
-              <w:left w:w="180" w:type="dxa"/>
-              <w:bottom w:w="120" w:type="dxa"/>
-              <w:right w:w="180" w:type="dxa"/>
-            </w:tcMar>
-            <w:vAlign w:val="center"/>
-            <w:hideMark/>
-          </w:tcPr>
-          <w:p>
-            <w:pPr>
-              <w:spacing w:after="480"/>
-            </w:pPr>
-            <w:r>
-              <w:rPr>
-                <w:rStyle w:val="Strong"/>
-              </w:rPr>
-              <w:t>Rating</w:t>
-            </w:r>
-          </w:p>
-        </w:tc>
-        <w:tc>
-          <w:tcPr>
-            <w:tcW w:w="0" w:type="auto"/>
-            <w:tcBorders>
-              <w:top w:val="single" w:sz="6" w:space="0" w:color="C4C7C5"/>
-              <w:left w:val="single" w:sz="6" w:space="0" w:color="C4C7C5"/>
-              <w:bottom w:val="single" w:sz="6" w:space="0" w:color="C4C7C5"/>
-              <w:right w:val="single" w:sz="6" w:space="0" w:color="C4C7C5"/>
-            </w:tcBorders>
-            <w:tcMar>
-              <w:top w:w="120" w:type="dxa"/>
-              <w:left w:w="180" w:type="dxa"/>
-              <w:bottom w:w="120" w:type="dxa"/>
-              <w:right w:w="180" w:type="dxa"/>
-            </w:tcMar>
-            <w:vAlign w:val="center"/>
-            <w:hideMark/>
-          </w:tcPr>
-          <w:p>
-            <w:pPr>
-              <w:spacing w:after="480"/>
-            </w:pPr>
-            <w:r>
-              <w:rPr>
-                <w:rStyle w:val="Strong"/>
-              </w:rPr>
-              <w:t>Multiplier</w:t>
-            </w:r>
-          </w:p>
-        </w:tc>
-        <w:tc>
-          <w:tcPr>
-            <w:tcW w:w="0" w:type="auto"/>
-            <w:tcBorders>
-              <w:top w:val="single" w:sz="6" w:space="0" w:color="C4C7C5"/>
-              <w:left w:val="single" w:sz="6" w:space="0" w:color="C4C7C5"/>
-              <w:bottom w:val="single" w:sz="6" w:space="0" w:color="C4C7C5"/>
-              <w:right w:val="single" w:sz="6" w:space="0" w:color="C4C7C5"/>
-            </w:tcBorders>
-            <w:tcMar>
-              <w:top w:w="120" w:type="dxa"/>
-              <w:left w:w="180" w:type="dxa"/>
-              <w:bottom w:w="120" w:type="dxa"/>
-              <w:right w:w="180" w:type="dxa"/>
-            </w:tcMar>
-            <w:vAlign w:val="center"/>
-            <w:hideMark/>
-          </w:tcPr>
-          <w:p>
-            <w:pPr>
-              <w:spacing w:after="480"/>
-            </w:pPr>
-            <w:r>
-              <w:rPr>
-                <w:rStyle w:val="Strong"/>
-              </w:rPr>
-              <w:t>Impact on Estimation</w:t>
-            </w:r>
-          </w:p>
-        </w:tc>
-      </w:tr>
-      <w:tr>
-        <w:trPr>
-          <w:tblCellSpacing w:w="15" w:type="dxa"/>
-        </w:trPr>
-        <w:tc>
-          <w:tcPr>
-            <w:tcW w:w="0" w:type="auto"/>
-            <w:tcBorders>
-              <w:top w:val="single" w:sz="6" w:space="0" w:color="C4C7C5"/>
-              <w:left w:val="single" w:sz="6" w:space="0" w:color="C4C7C5"/>
-              <w:bottom w:val="single" w:sz="6" w:space="0" w:color="C4C7C5"/>
-              <w:right w:val="single" w:sz="6" w:space="0" w:color="C4C7C5"/>
-            </w:tcBorders>
-            <w:tcMar>
-              <w:top w:w="120" w:type="dxa"/>
-              <w:left w:w="180" w:type="dxa"/>
-              <w:bottom w:w="120" w:type="dxa"/>
-              <w:right w:w="180" w:type="dxa"/>
-            </w:tcMar>
-            <w:vAlign w:val="center"/>
-            <w:hideMark/>
-          </w:tcPr>
-          <w:p>
-            <w:pPr>
-              <w:spacing w:after="480"/>
-            </w:pPr>
-            <w:r>
-              <w:rPr>
-                <w:b/>
-                <w:bCs/>
-              </w:rPr>
-              <w:t>Product Reliability</w:t>
-            </w:r>
-          </w:p>
-        </w:tc>
-        <w:tc>
-          <w:tcPr>
-            <w:tcW w:w="0" w:type="auto"/>
-            <w:tcBorders>
-              <w:top w:val="single" w:sz="6" w:space="0" w:color="C4C7C5"/>
-              <w:left w:val="single" w:sz="6" w:space="0" w:color="C4C7C5"/>
-              <w:bottom w:val="single" w:sz="6" w:space="0" w:color="C4C7C5"/>
-              <w:right w:val="single" w:sz="6" w:space="0" w:color="C4C7C5"/>
-            </w:tcBorders>
-            <w:tcMar>
-              <w:top w:w="120" w:type="dxa"/>
-              <w:left w:w="180" w:type="dxa"/>
-              <w:bottom w:w="120" w:type="dxa"/>
-              <w:right w:w="180" w:type="dxa"/>
-            </w:tcMar>
-            <w:vAlign w:val="center"/>
-            <w:hideMark/>
-          </w:tcPr>
-          <w:p>
-            <w:pPr>
-              <w:spacing w:after="480"/>
-            </w:pPr>
-            <w:r>
-              <w:t>High</w:t>
-            </w:r>
-          </w:p>
-        </w:tc>
-        <w:tc>
-          <w:tcPr>
-            <w:tcW w:w="0" w:type="auto"/>
-            <w:tcBorders>
-              <w:top w:val="single" w:sz="6" w:space="0" w:color="C4C7C5"/>
-              <w:left w:val="single" w:sz="6" w:space="0" w:color="C4C7C5"/>
-              <w:bottom w:val="single" w:sz="6" w:space="0" w:color="C4C7C5"/>
-              <w:right w:val="single" w:sz="6" w:space="0" w:color="C4C7C5"/>
-            </w:tcBorders>
-            <w:tcMar>
-              <w:top w:w="120" w:type="dxa"/>
-              <w:left w:w="180" w:type="dxa"/>
-              <w:bottom w:w="120" w:type="dxa"/>
-              <w:right w:w="180" w:type="dxa"/>
-            </w:tcMar>
-            <w:vAlign w:val="center"/>
-            <w:hideMark/>
-          </w:tcPr>
-          <w:p>
-            <w:pPr>
-              <w:spacing w:after="480"/>
-            </w:pPr>
-            <w:r>
-              <w:t>1.15</w:t>
-            </w:r>
-          </w:p>
-        </w:tc>
-        <w:tc>
-          <w:tcPr>
-            <w:tcW w:w="0" w:type="auto"/>
-            <w:tcBorders>
-              <w:top w:val="single" w:sz="6" w:space="0" w:color="C4C7C5"/>
-              <w:left w:val="single" w:sz="6" w:space="0" w:color="C4C7C5"/>
-              <w:bottom w:val="single" w:sz="6" w:space="0" w:color="C4C7C5"/>
-              <w:right w:val="single" w:sz="6" w:space="0" w:color="C4C7C5"/>
-            </w:tcBorders>
-            <w:tcMar>
-              <w:top w:w="120" w:type="dxa"/>
-              <w:left w:w="180" w:type="dxa"/>
-              <w:bottom w:w="120" w:type="dxa"/>
-              <w:right w:w="180" w:type="dxa"/>
-            </w:tcMar>
-            <w:vAlign w:val="center"/>
-            <w:hideMark/>
-          </w:tcPr>
-          <w:p>
-            <w:pPr>
-              <w:pStyle w:val="NormalWeb"/>
-            </w:pPr>
-            <w:r>
-              <w:t xml:space="preserve">Stringent compliance requires more testing effort </w:t>
-            </w:r>
-          </w:p>
-        </w:tc>
-      </w:tr>
-      <w:tr>
-        <w:trPr>
-          <w:tblCellSpacing w:w="15" w:type="dxa"/>
-        </w:trPr>
-        <w:tc>
-          <w:tcPr>
-            <w:tcW w:w="0" w:type="auto"/>
-            <w:tcBorders>
-              <w:top w:val="single" w:sz="6" w:space="0" w:color="C4C7C5"/>
-              <w:left w:val="single" w:sz="6" w:space="0" w:color="C4C7C5"/>
-              <w:bottom w:val="single" w:sz="6" w:space="0" w:color="C4C7C5"/>
-              <w:right w:val="single" w:sz="6" w:space="0" w:color="C4C7C5"/>
-            </w:tcBorders>
-            <w:tcMar>
-              <w:top w:w="120" w:type="dxa"/>
-              <w:left w:w="180" w:type="dxa"/>
-              <w:bottom w:w="120" w:type="dxa"/>
-              <w:right w:w="180" w:type="dxa"/>
-            </w:tcMar>
-            <w:vAlign w:val="center"/>
-            <w:hideMark/>
-          </w:tcPr>
-          <w:p>
-            <w:r>
-              <w:rPr>
-                <w:b/>
-                <w:bCs/>
-              </w:rPr>
-              <w:t>Product Complexity</w:t>
-            </w:r>
-          </w:p>
-        </w:tc>
-        <w:tc>
-          <w:tcPr>
-            <w:tcW w:w="0" w:type="auto"/>
-            <w:tcBorders>
-              <w:top w:val="single" w:sz="6" w:space="0" w:color="C4C7C5"/>
-              <w:left w:val="single" w:sz="6" w:space="0" w:color="C4C7C5"/>
-              <w:bottom w:val="single" w:sz="6" w:space="0" w:color="C4C7C5"/>
-              <w:right w:val="single" w:sz="6" w:space="0" w:color="C4C7C5"/>
-            </w:tcBorders>
-            <w:tcMar>
-              <w:top w:w="120" w:type="dxa"/>
-              <w:left w:w="180" w:type="dxa"/>
-              <w:bottom w:w="120" w:type="dxa"/>
-              <w:right w:w="180" w:type="dxa"/>
-            </w:tcMar>
-            <w:vAlign w:val="center"/>
-            <w:hideMark/>
-          </w:tcPr>
-          <w:p>
-            <w:r>
-              <w:t>Very High</w:t>
-            </w:r>
-          </w:p>
-        </w:tc>
-        <w:tc>
-          <w:tcPr>
-            <w:tcW w:w="0" w:type="auto"/>
-            <w:tcBorders>
-              <w:top w:val="single" w:sz="6" w:space="0" w:color="C4C7C5"/>
-              <w:left w:val="single" w:sz="6" w:space="0" w:color="C4C7C5"/>
-              <w:bottom w:val="single" w:sz="6" w:space="0" w:color="C4C7C5"/>
-              <w:right w:val="single" w:sz="6" w:space="0" w:color="C4C7C5"/>
-            </w:tcBorders>
-            <w:tcMar>
-              <w:top w:w="120" w:type="dxa"/>
-              <w:left w:w="180" w:type="dxa"/>
-              <w:bottom w:w="120" w:type="dxa"/>
-              <w:right w:w="180" w:type="dxa"/>
-            </w:tcMar>
-            <w:vAlign w:val="center"/>
-            <w:hideMark/>
-          </w:tcPr>
-          <w:p>
-            <w:r>
-              <w:t>1.34</w:t>
-            </w:r>
-          </w:p>
-        </w:tc>
-        <w:tc>
-          <w:tcPr>
-            <w:tcW w:w="0" w:type="auto"/>
-            <w:tcBorders>
-              <w:top w:val="single" w:sz="6" w:space="0" w:color="C4C7C5"/>
-              <w:left w:val="single" w:sz="6" w:space="0" w:color="C4C7C5"/>
-              <w:bottom w:val="single" w:sz="6" w:space="0" w:color="C4C7C5"/>
-              <w:right w:val="single" w:sz="6" w:space="0" w:color="C4C7C5"/>
-            </w:tcBorders>
-            <w:tcMar>
-              <w:top w:w="120" w:type="dxa"/>
-              <w:left w:w="180" w:type="dxa"/>
-              <w:bottom w:w="120" w:type="dxa"/>
-              <w:right w:w="180" w:type="dxa"/>
-            </w:tcMar>
-            <w:vAlign w:val="center"/>
-            <w:hideMark/>
-          </w:tcPr>
-          <w:p>
-            <w:pPr>
-              <w:pStyle w:val="NormalWeb"/>
-            </w:pPr>
-            <w:r>
-              <w:t xml:space="preserve">Demands senior-level logic design overhead </w:t>
-            </w:r>
-          </w:p>
-        </w:tc>
-      </w:tr>
-      <w:tr>
-        <w:trPr>
-          <w:tblCellSpacing w:w="15" w:type="dxa"/>
-        </w:trPr>
-        <w:tc>
-          <w:tcPr>
-            <w:tcW w:w="0" w:type="auto"/>
-            <w:tcBorders>
-              <w:top w:val="single" w:sz="6" w:space="0" w:color="C4C7C5"/>
-              <w:left w:val="single" w:sz="6" w:space="0" w:color="C4C7C5"/>
-              <w:bottom w:val="single" w:sz="6" w:space="0" w:color="C4C7C5"/>
-              <w:right w:val="single" w:sz="6" w:space="0" w:color="C4C7C5"/>
-            </w:tcBorders>
-            <w:tcMar>
-              <w:top w:w="120" w:type="dxa"/>
-              <w:left w:w="180" w:type="dxa"/>
-              <w:bottom w:w="120" w:type="dxa"/>
-              <w:right w:w="180" w:type="dxa"/>
-            </w:tcMar>
-            <w:vAlign w:val="center"/>
-            <w:hideMark/>
-          </w:tcPr>
-          <w:p>
-            <w:proofErr w:type="spellStart"/>
-            <w:r>
-              <w:rPr>
-                <w:b/>
-                <w:bCs/>
-              </w:rPr>
-              <w:t>Prog</w:t>
-            </w:r>
-            <w:proofErr w:type="spellEnd"/>
-            <w:r>
-              <w:rPr>
-                <w:b/>
-                <w:bCs/>
-              </w:rPr>
-              <w:t>. Experience</w:t>
-            </w:r>
-          </w:p>
-        </w:tc>
-        <w:tc>
-          <w:tcPr>
-            <w:tcW w:w="0" w:type="auto"/>
-            <w:tcBorders>
-              <w:top w:val="single" w:sz="6" w:space="0" w:color="C4C7C5"/>
-              <w:left w:val="single" w:sz="6" w:space="0" w:color="C4C7C5"/>
-              <w:bottom w:val="single" w:sz="6" w:space="0" w:color="C4C7C5"/>
-              <w:right w:val="single" w:sz="6" w:space="0" w:color="C4C7C5"/>
-            </w:tcBorders>
-            <w:tcMar>
-              <w:top w:w="120" w:type="dxa"/>
-              <w:left w:w="180" w:type="dxa"/>
-              <w:bottom w:w="120" w:type="dxa"/>
-              <w:right w:w="180" w:type="dxa"/>
-            </w:tcMar>
-            <w:vAlign w:val="center"/>
-            <w:hideMark/>
-          </w:tcPr>
-          <w:p>
-            <w:r>
-              <w:t>Low</w:t>
-            </w:r>
-          </w:p>
-        </w:tc>
-        <w:tc>
-          <w:tcPr>
-            <w:tcW w:w="0" w:type="auto"/>
-            <w:tcBorders>
-              <w:top w:val="single" w:sz="6" w:space="0" w:color="C4C7C5"/>
-              <w:left w:val="single" w:sz="6" w:space="0" w:color="C4C7C5"/>
-              <w:bottom w:val="single" w:sz="6" w:space="0" w:color="C4C7C5"/>
-              <w:right w:val="single" w:sz="6" w:space="0" w:color="C4C7C5"/>
-            </w:tcBorders>
-            <w:tcMar>
-              <w:top w:w="120" w:type="dxa"/>
-              <w:left w:w="180" w:type="dxa"/>
-              <w:bottom w:w="120" w:type="dxa"/>
-              <w:right w:w="180" w:type="dxa"/>
-            </w:tcMar>
-            <w:vAlign w:val="center"/>
-            <w:hideMark/>
-          </w:tcPr>
-          <w:p>
-            <w:r>
-              <w:t>1.14</w:t>
-            </w:r>
-          </w:p>
-        </w:tc>
-        <w:tc>
-          <w:tcPr>
-            <w:tcW w:w="0" w:type="auto"/>
-            <w:tcBorders>
-              <w:top w:val="single" w:sz="6" w:space="0" w:color="C4C7C5"/>
-              <w:left w:val="single" w:sz="6" w:space="0" w:color="C4C7C5"/>
-              <w:bottom w:val="single" w:sz="6" w:space="0" w:color="C4C7C5"/>
-              <w:right w:val="single" w:sz="6" w:space="0" w:color="C4C7C5"/>
-            </w:tcBorders>
-            <w:tcMar>
-              <w:top w:w="120" w:type="dxa"/>
-              <w:left w:w="180" w:type="dxa"/>
-              <w:bottom w:w="120" w:type="dxa"/>
-              <w:right w:w="180" w:type="dxa"/>
-            </w:tcMar>
-            <w:vAlign w:val="center"/>
-            <w:hideMark/>
-          </w:tcPr>
-          <w:p>
-            <w:pPr>
-              <w:pStyle w:val="NormalWeb"/>
-            </w:pPr>
-            <w:r>
-              <w:t xml:space="preserve">Requires additional training and mentoring </w:t>
-            </w:r>
-          </w:p>
-        </w:tc>
-      </w:tr>
-      <w:tr>
-        <w:trPr>
-          <w:tblCellSpacing w:w="15" w:type="dxa"/>
-        </w:trPr>
-        <w:tc>
-          <w:tcPr>
-            <w:tcW w:w="0" w:type="auto"/>
-            <w:tcBorders>
-              <w:top w:val="single" w:sz="6" w:space="0" w:color="C4C7C5"/>
-              <w:left w:val="single" w:sz="6" w:space="0" w:color="C4C7C5"/>
-              <w:bottom w:val="single" w:sz="6" w:space="0" w:color="C4C7C5"/>
-              <w:right w:val="single" w:sz="6" w:space="0" w:color="C4C7C5"/>
-            </w:tcBorders>
-            <w:tcMar>
-              <w:top w:w="120" w:type="dxa"/>
-              <w:left w:w="180" w:type="dxa"/>
-              <w:bottom w:w="120" w:type="dxa"/>
-              <w:right w:w="180" w:type="dxa"/>
-            </w:tcMar>
-            <w:vAlign w:val="center"/>
-            <w:hideMark/>
-          </w:tcPr>
-          <w:p>
-            <w:r>
-              <w:rPr>
-                <w:b/>
-                <w:bCs/>
-              </w:rPr>
-              <w:t>Schedule Constraints</w:t>
-            </w:r>
-          </w:p>
-        </w:tc>
-        <w:tc>
-          <w:tcPr>
-            <w:tcW w:w="0" w:type="auto"/>
-            <w:tcBorders>
-              <w:top w:val="single" w:sz="6" w:space="0" w:color="C4C7C5"/>
-              <w:left w:val="single" w:sz="6" w:space="0" w:color="C4C7C5"/>
-              <w:bottom w:val="single" w:sz="6" w:space="0" w:color="C4C7C5"/>
-              <w:right w:val="single" w:sz="6" w:space="0" w:color="C4C7C5"/>
-            </w:tcBorders>
-            <w:tcMar>
-              <w:top w:w="120" w:type="dxa"/>
-              <w:left w:w="180" w:type="dxa"/>
-              <w:bottom w:w="120" w:type="dxa"/>
-              <w:right w:w="180" w:type="dxa"/>
-            </w:tcMar>
-            <w:vAlign w:val="center"/>
-            <w:hideMark/>
-          </w:tcPr>
-          <w:p>
-            <w:r>
-              <w:t>Tight</w:t>
-            </w:r>
-          </w:p>
-        </w:tc>
-        <w:tc>
-          <w:tcPr>
-            <w:tcW w:w="0" w:type="auto"/>
-            <w:tcBorders>
-              <w:top w:val="single" w:sz="6" w:space="0" w:color="C4C7C5"/>
-              <w:left w:val="single" w:sz="6" w:space="0" w:color="C4C7C5"/>
-              <w:bottom w:val="single" w:sz="6" w:space="0" w:color="C4C7C5"/>
-              <w:right w:val="single" w:sz="6" w:space="0" w:color="C4C7C5"/>
-            </w:tcBorders>
-            <w:tcMar>
-              <w:top w:w="120" w:type="dxa"/>
-              <w:left w:w="180" w:type="dxa"/>
-              <w:bottom w:w="120" w:type="dxa"/>
-              <w:right w:w="180" w:type="dxa"/>
-            </w:tcMar>
-            <w:vAlign w:val="center"/>
-            <w:hideMark/>
-          </w:tcPr>
-          <w:p>
-            <w:r>
-              <w:t>1.00+</w:t>
-            </w:r>
-          </w:p>
-        </w:tc>
-        <w:tc>
-          <w:tcPr>
-            <w:tcW w:w="0" w:type="auto"/>
-            <w:tcBorders>
-              <w:top w:val="single" w:sz="6" w:space="0" w:color="C4C7C5"/>
-              <w:left w:val="single" w:sz="6" w:space="0" w:color="C4C7C5"/>
-              <w:bottom w:val="single" w:sz="6" w:space="0" w:color="C4C7C5"/>
-              <w:right w:val="single" w:sz="6" w:space="0" w:color="C4C7C5"/>
-            </w:tcBorders>
-            <w:tcMar>
-              <w:top w:w="120" w:type="dxa"/>
-              <w:left w:w="180" w:type="dxa"/>
-              <w:bottom w:w="120" w:type="dxa"/>
-              <w:right w:w="180" w:type="dxa"/>
-            </w:tcMar>
-            <w:vAlign w:val="center"/>
-            <w:hideMark/>
-          </w:tcPr>
-          <w:p>
-            <w:pPr>
-              <w:pStyle w:val="NormalWeb"/>
-            </w:pPr>
-            <w:r>
-              <w:t xml:space="preserve">High risk of project burnout </w:t>
-            </w:r>
-          </w:p>
-        </w:tc>
-      </w:tr>
-    </w:tbl>
-    <w:p>
-      <w:pPr>
-        <w:pStyle w:val="Heading3"/>
-      </w:pPr>
-      <w:r>
-        <w:t>4. Part 3: Synthesi</w:t>
-      </w:r>
-      <w:r>
-        <w:t>s and Recommendation</w:t>
+        <w:t>Legacy Data Migration:</w:t>
+      </w:r>
+      <w:r>
+        <w:t xml:space="preserve"> Isolating this task with a bottom-up approach allocates explicit, dedicated time just for data cleansing.</w:t>
       </w:r>
     </w:p>
     <w:p>
@@ -1365,7 +852,7 @@
         <w:pStyle w:val="NormalWeb"/>
         <w:numPr>
           <w:ilvl w:val="0"/>
-          <w:numId w:val="7"/>
+          <w:numId w:val="21"/>
         </w:numPr>
       </w:pPr>
       <w:r>
@@ -1373,64 +860,10 @@
           <w:b/>
           <w:bCs/>
         </w:rPr>
-        <w:t>Hybrid Proposal:</w:t>
-      </w:r>
-    </w:p>
-    <w:p>
-      <w:pPr>
-        <w:pStyle w:val="NormalWeb"/>
-        <w:numPr>
-          <w:ilvl w:val="1"/>
-          <w:numId w:val="7"/>
-        </w:numPr>
-      </w:pPr>
-      <w:r>
-        <w:rPr>
-          <w:b/>
-          <w:bCs/>
-        </w:rPr>
-        <w:t>Top-Down</w:t>
-      </w:r>
-      <w:r>
-        <w:t xml:space="preserve"> for university-wide fiscal budgeting. </w:t>
-      </w:r>
-    </w:p>
-    <w:p>
-      <w:pPr>
-        <w:pStyle w:val="NormalWeb"/>
-        <w:numPr>
-          <w:ilvl w:val="1"/>
-          <w:numId w:val="7"/>
-        </w:numPr>
-      </w:pPr>
-      <w:r>
-        <w:rPr>
-          <w:b/>
-          <w:bCs/>
-        </w:rPr>
-        <w:t>Bottom-Up</w:t>
-      </w:r>
-      <w:r>
-        <w:t xml:space="preserve"> for Legacy Data Migration to ensure 100% security and FERPA/Privacy Act compliance. </w:t>
-      </w:r>
-    </w:p>
-    <w:p>
-      <w:pPr>
-        <w:pStyle w:val="NormalWeb"/>
-        <w:numPr>
-          <w:ilvl w:val="1"/>
-          <w:numId w:val="7"/>
-        </w:numPr>
-      </w:pPr>
-      <w:r>
-        <w:rPr>
-          <w:b/>
-          <w:bCs/>
-        </w:rPr>
-        <w:t>Analogy</w:t>
-      </w:r>
-      <w:r>
-        <w:t xml:space="preserve"> for standard reporting components using past portal data. </w:t>
+        <w:t>No Historical Data:</w:t>
+      </w:r>
+      <w:r>
+        <w:t xml:space="preserve"> Relying mostly on parametric and functional models saves us from making bad comparisons to irrelevant past projects.</w:t>
       </w:r>
     </w:p>
     <w:p>
@@ -1438,7 +871,7 @@
         <w:pStyle w:val="NormalWeb"/>
         <w:numPr>
           <w:ilvl w:val="0"/>
-          <w:numId w:val="7"/>
+          <w:numId w:val="21"/>
         </w:numPr>
       </w:pPr>
       <w:r>
@@ -1446,20 +879,30 @@
           <w:b/>
           <w:bCs/>
         </w:rPr>
-        <w:t>Privacy Act Compliance:</w:t>
-      </w:r>
-      <w:r>
-        <w:t xml:space="preserve"> Elaborate here on how the </w:t>
-      </w:r>
+        <w:t>Privacy Compliance:</w:t>
+      </w:r>
+      <w:r>
+        <w:t xml:space="preserve"> Factoring in the "high reliability" COCOMO multiplier ensures our schedule has built-in time for the security testing required by the Privacy Act of Bangladesh.</w:t>
+      </w:r>
+    </w:p>
+    <w:p>
+      <w:pPr>
+        <w:pStyle w:val="NormalWeb"/>
+      </w:pPr>
       <w:r>
         <w:rPr>
           <w:b/>
           <w:bCs/>
         </w:rPr>
-        <w:t>Privacy Act of Bangladesh</w:t>
-      </w:r>
-      <w:r>
-        <w:t xml:space="preserve"> requires specific audit trails. Your strategy mitigates risk by allocating a dedicated "Compliance &amp; Security" phase, which is absent in simple models. </w:t>
+        <w:t>4.3 Critiquing a Hypothetical 150 Staff-Month Estimate</w:t>
+      </w:r>
+    </w:p>
+    <w:p>
+      <w:pPr>
+        <w:pStyle w:val="NormalWeb"/>
+      </w:pPr>
+      <w:r>
+        <w:t>If the dev team handed me a draft estimate of 150 staff-months, I’d heavily scrutinize it using the Chapter 5 guidelines:</w:t>
       </w:r>
     </w:p>
     <w:p>
@@ -1467,7 +910,7 @@
         <w:pStyle w:val="NormalWeb"/>
         <w:numPr>
           <w:ilvl w:val="0"/>
-          <w:numId w:val="7"/>
+          <w:numId w:val="22"/>
         </w:numPr>
       </w:pPr>
       <w:r>
@@ -1475,75 +918,10 @@
           <w:b/>
           <w:bCs/>
         </w:rPr>
-        <w:t>Final Review of the 150 Staff-Month Estimate:</w:t>
-      </w:r>
-    </w:p>
-    <w:p>
-      <w:pPr>
-        <w:pStyle w:val="NormalWeb"/>
-        <w:numPr>
-          <w:ilvl w:val="1"/>
-          <w:numId w:val="7"/>
-        </w:numPr>
-      </w:pPr>
-      <w:r>
-        <w:t xml:space="preserve">Use the 4 Review Questions from the concluding slide of Chapter 5 to critique the 150-month estimate: </w:t>
-      </w:r>
-    </w:p>
-    <w:p>
-      <w:pPr>
-        <w:pStyle w:val="NormalWeb"/>
-        <w:numPr>
-          <w:ilvl w:val="2"/>
-          <w:numId w:val="7"/>
-        </w:numPr>
-      </w:pPr>
-      <w:r>
-        <w:t xml:space="preserve">Are the size drivers logical? </w:t>
-      </w:r>
-    </w:p>
-    <w:p>
-      <w:pPr>
-        <w:pStyle w:val="NormalWeb"/>
-        <w:numPr>
-          <w:ilvl w:val="2"/>
-          <w:numId w:val="7"/>
-        </w:numPr>
-      </w:pPr>
-      <w:r>
-        <w:t xml:space="preserve">Do productivity rates match our team of 12? </w:t>
-      </w:r>
-    </w:p>
-    <w:p>
-      <w:pPr>
-        <w:pStyle w:val="NormalWeb"/>
-        <w:numPr>
-          <w:ilvl w:val="2"/>
-          <w:numId w:val="7"/>
-        </w:numPr>
-      </w:pPr>
-      <w:r>
-        <w:t xml:space="preserve">Is the project truly comparable to past internal ones? </w:t>
-      </w:r>
-    </w:p>
-    <w:p>
-      <w:pPr>
-        <w:pStyle w:val="NormalWeb"/>
-        <w:numPr>
-          <w:ilvl w:val="2"/>
-          <w:numId w:val="7"/>
-        </w:numPr>
-      </w:pPr>
-      <w:r>
-        <w:t xml:space="preserve">Has this rate been validated in recent successful projects? </w:t>
-      </w:r>
-    </w:p>
-    <w:p>
-      <w:pPr>
-        <w:pStyle w:val="Heading3"/>
-      </w:pPr>
-      <w:r>
-        <w:t>5. References (0.5 Page)</w:t>
+        <w:t>What are the task size drivers?</w:t>
+      </w:r>
+      <w:r>
+        <w:t xml:space="preserve"> Are these 150 months based on actual calculations (like our 17.3 FPs) or arbitrary guesses? If it’s not backed by quantified drivers, it’s invalid.</w:t>
       </w:r>
     </w:p>
     <w:p>
@@ -1551,29 +929,18 @@
         <w:pStyle w:val="NormalWeb"/>
         <w:numPr>
           <w:ilvl w:val="0"/>
-          <w:numId w:val="8"/>
+          <w:numId w:val="22"/>
         </w:numPr>
       </w:pPr>
       <w:r>
-        <w:t xml:space="preserve">Hughes, B., &amp; </w:t>
-      </w:r>
-      <w:proofErr w:type="spellStart"/>
-      <w:r>
-        <w:t>Cotterell</w:t>
-      </w:r>
-      <w:proofErr w:type="spellEnd"/>
-      <w:r>
-        <w:t xml:space="preserve">, M. </w:t>
-      </w:r>
-      <w:r>
-        <w:rPr>
-          <w:i/>
-          <w:iCs/>
-        </w:rPr>
-        <w:t>Software Project Management (4th Edition)</w:t>
-      </w:r>
-      <w:r>
-        <w:t xml:space="preserve">, Chapter 5. </w:t>
+        <w:rPr>
+          <w:b/>
+          <w:bCs/>
+        </w:rPr>
+        <w:t>What productivity rates were used?</w:t>
+      </w:r>
+      <w:r>
+        <w:t xml:space="preserve"> Did the estimator ignore our junior developers' "low" experience multiplier (1.14)? Assuming universal "high" productivity will inevitably cause delays.</w:t>
       </w:r>
     </w:p>
     <w:p>
@@ -1581,11 +948,88 @@
         <w:pStyle w:val="NormalWeb"/>
         <w:numPr>
           <w:ilvl w:val="0"/>
-          <w:numId w:val="8"/>
+          <w:numId w:val="22"/>
         </w:numPr>
       </w:pPr>
       <w:r>
+        <w:rPr>
+          <w:b/>
+          <w:bCs/>
+        </w:rPr>
+        <w:t>Is there a similar previous project?</w:t>
+      </w:r>
+      <w:r>
+        <w:t xml:space="preserve"> Comparing this to an old, smaller library system catastrophically underestimates the integration complexity of Polaris.</w:t>
+      </w:r>
+    </w:p>
+    <w:p>
+      <w:pPr>
+        <w:pStyle w:val="NormalWeb"/>
+        <w:numPr>
+          <w:ilvl w:val="0"/>
+          <w:numId w:val="22"/>
+        </w:numPr>
+      </w:pPr>
+      <w:r>
+        <w:rPr>
+          <w:b/>
+          <w:bCs/>
+        </w:rPr>
+        <w:lastRenderedPageBreak/>
+        <w:t>Have these productivity rates been proven?</w:t>
+      </w:r>
+      <w:r>
+        <w:t xml:space="preserve"> Can they show me empirical proof of a mixed-experience team delivering a secure, PII-compliant system in this timeframe? Without industry benchmarks, 150 staff-months is dangerously optimistic.</w:t>
+      </w:r>
+    </w:p>
+    <w:p>
+      <w:pPr>
+        <w:pStyle w:val="Heading3"/>
+      </w:pPr>
+      <w:r>
+        <w:t>References</w:t>
+      </w:r>
+    </w:p>
+    <w:p>
+      <w:pPr>
+        <w:pStyle w:val="NormalWeb"/>
+        <w:numPr>
+          <w:ilvl w:val="0"/>
+          <w:numId w:val="23"/>
+        </w:numPr>
+      </w:pPr>
+      <w:r>
         <w:t>PMSCS CSE660 Class Assignment: Software Effort Estimation Topic: Software Effort Estimation (Chapter 5).</w:t>
+      </w:r>
+    </w:p>
+    <w:p>
+      <w:pPr>
+        <w:pStyle w:val="NormalWeb"/>
+        <w:numPr>
+          <w:ilvl w:val="0"/>
+          <w:numId w:val="23"/>
+        </w:numPr>
+      </w:pPr>
+      <w:r>
+        <w:t xml:space="preserve">Hughes, B., &amp; </w:t>
+      </w:r>
+      <w:proofErr w:type="spellStart"/>
+      <w:r>
+        <w:t>Cotterell</w:t>
+      </w:r>
+      <w:proofErr w:type="spellEnd"/>
+      <w:r>
+        <w:t xml:space="preserve">, M. </w:t>
+      </w:r>
+      <w:r>
+        <w:rPr>
+          <w:i/>
+          <w:iCs/>
+        </w:rPr>
+        <w:t>Software Project Management (4th Edition)</w:t>
+      </w:r>
+      <w:r>
+        <w:t>, Chapter 5.</w:t>
       </w:r>
       <w:bookmarkStart w:id="0" w:name="_GoBack"/>
       <w:bookmarkEnd w:id="0"/>
@@ -1603,6 +1047,679 @@
 <file path=word/numbering.xml><?xml version="1.0" encoding="utf-8"?>
 <w:numbering xmlns:wpc="http://schemas.microsoft.com/office/word/2010/wordprocessingCanvas" xmlns:cx="http://schemas.microsoft.com/office/drawing/2014/chartex" xmlns:mc="http://schemas.openxmlformats.org/markup-compatibility/2006" xmlns:o="urn:schemas-microsoft-com:office:office" xmlns:r="http://schemas.openxmlformats.org/officeDocument/2006/relationships" xmlns:m="http://schemas.openxmlformats.org/officeDocument/2006/math" xmlns:v="urn:schemas-microsoft-com:vml" xmlns:wp14="http://schemas.microsoft.com/office/word/2010/wordprocessingDrawing" xmlns:wp="http://schemas.openxmlformats.org/drawingml/2006/wordprocessingDrawing" xmlns:w10="urn:schemas-microsoft-com:office:word" xmlns:w="http://schemas.openxmlformats.org/wordprocessingml/2006/main" xmlns:w14="http://schemas.microsoft.com/office/word/2010/wordml" xmlns:w15="http://schemas.microsoft.com/office/word/2012/wordml" xmlns:w16se="http://schemas.microsoft.com/office/word/2015/wordml/symex" xmlns:wpg="http://schemas.microsoft.com/office/word/2010/wordprocessingGroup" xmlns:wpi="http://schemas.microsoft.com/office/word/2010/wordprocessingInk" xmlns:wne="http://schemas.microsoft.com/office/word/2006/wordml" xmlns:wps="http://schemas.microsoft.com/office/word/2010/wordprocessingShape" mc:Ignorable="w14 w15 w16se wp14">
   <w:abstractNum w:abstractNumId="0" w15:restartNumberingAfterBreak="0">
+    <w:nsid w:val="0BF14AA1"/>
+    <w:multiLevelType w:val="multilevel"/>
+    <w:tmpl w:val="79040950"/>
+    <w:lvl w:ilvl="0">
+      <w:start w:val="1"/>
+      <w:numFmt w:val="decimal"/>
+      <w:lvlText w:val="%1."/>
+      <w:lvlJc w:val="left"/>
+      <w:pPr>
+        <w:tabs>
+          <w:tab w:val="num" w:pos="720"/>
+        </w:tabs>
+        <w:ind w:left="720" w:hanging="360"/>
+      </w:pPr>
+    </w:lvl>
+    <w:lvl w:ilvl="1" w:tentative="1">
+      <w:start w:val="1"/>
+      <w:numFmt w:val="decimal"/>
+      <w:lvlText w:val="%2."/>
+      <w:lvlJc w:val="left"/>
+      <w:pPr>
+        <w:tabs>
+          <w:tab w:val="num" w:pos="1440"/>
+        </w:tabs>
+        <w:ind w:left="1440" w:hanging="360"/>
+      </w:pPr>
+    </w:lvl>
+    <w:lvl w:ilvl="2" w:tentative="1">
+      <w:start w:val="1"/>
+      <w:numFmt w:val="decimal"/>
+      <w:lvlText w:val="%3."/>
+      <w:lvlJc w:val="left"/>
+      <w:pPr>
+        <w:tabs>
+          <w:tab w:val="num" w:pos="2160"/>
+        </w:tabs>
+        <w:ind w:left="2160" w:hanging="360"/>
+      </w:pPr>
+    </w:lvl>
+    <w:lvl w:ilvl="3" w:tentative="1">
+      <w:start w:val="1"/>
+      <w:numFmt w:val="decimal"/>
+      <w:lvlText w:val="%4."/>
+      <w:lvlJc w:val="left"/>
+      <w:pPr>
+        <w:tabs>
+          <w:tab w:val="num" w:pos="2880"/>
+        </w:tabs>
+        <w:ind w:left="2880" w:hanging="360"/>
+      </w:pPr>
+    </w:lvl>
+    <w:lvl w:ilvl="4" w:tentative="1">
+      <w:start w:val="1"/>
+      <w:numFmt w:val="decimal"/>
+      <w:lvlText w:val="%5."/>
+      <w:lvlJc w:val="left"/>
+      <w:pPr>
+        <w:tabs>
+          <w:tab w:val="num" w:pos="3600"/>
+        </w:tabs>
+        <w:ind w:left="3600" w:hanging="360"/>
+      </w:pPr>
+    </w:lvl>
+    <w:lvl w:ilvl="5" w:tentative="1">
+      <w:start w:val="1"/>
+      <w:numFmt w:val="decimal"/>
+      <w:lvlText w:val="%6."/>
+      <w:lvlJc w:val="left"/>
+      <w:pPr>
+        <w:tabs>
+          <w:tab w:val="num" w:pos="4320"/>
+        </w:tabs>
+        <w:ind w:left="4320" w:hanging="360"/>
+      </w:pPr>
+    </w:lvl>
+    <w:lvl w:ilvl="6" w:tentative="1">
+      <w:start w:val="1"/>
+      <w:numFmt w:val="decimal"/>
+      <w:lvlText w:val="%7."/>
+      <w:lvlJc w:val="left"/>
+      <w:pPr>
+        <w:tabs>
+          <w:tab w:val="num" w:pos="5040"/>
+        </w:tabs>
+        <w:ind w:left="5040" w:hanging="360"/>
+      </w:pPr>
+    </w:lvl>
+    <w:lvl w:ilvl="7" w:tentative="1">
+      <w:start w:val="1"/>
+      <w:numFmt w:val="decimal"/>
+      <w:lvlText w:val="%8."/>
+      <w:lvlJc w:val="left"/>
+      <w:pPr>
+        <w:tabs>
+          <w:tab w:val="num" w:pos="5760"/>
+        </w:tabs>
+        <w:ind w:left="5760" w:hanging="360"/>
+      </w:pPr>
+    </w:lvl>
+    <w:lvl w:ilvl="8" w:tentative="1">
+      <w:start w:val="1"/>
+      <w:numFmt w:val="decimal"/>
+      <w:lvlText w:val="%9."/>
+      <w:lvlJc w:val="left"/>
+      <w:pPr>
+        <w:tabs>
+          <w:tab w:val="num" w:pos="6480"/>
+        </w:tabs>
+        <w:ind w:left="6480" w:hanging="360"/>
+      </w:pPr>
+    </w:lvl>
+  </w:abstractNum>
+  <w:abstractNum w:abstractNumId="1" w15:restartNumberingAfterBreak="0">
+    <w:nsid w:val="0C943925"/>
+    <w:multiLevelType w:val="multilevel"/>
+    <w:tmpl w:val="1D769C38"/>
+    <w:lvl w:ilvl="0">
+      <w:start w:val="1"/>
+      <w:numFmt w:val="bullet"/>
+      <w:lvlText w:val=""/>
+      <w:lvlJc w:val="left"/>
+      <w:pPr>
+        <w:tabs>
+          <w:tab w:val="num" w:pos="720"/>
+        </w:tabs>
+        <w:ind w:left="720" w:hanging="360"/>
+      </w:pPr>
+      <w:rPr>
+        <w:rFonts w:ascii="Symbol" w:hAnsi="Symbol" w:hint="default"/>
+        <w:sz w:val="20"/>
+      </w:rPr>
+    </w:lvl>
+    <w:lvl w:ilvl="1" w:tentative="1">
+      <w:start w:val="1"/>
+      <w:numFmt w:val="bullet"/>
+      <w:lvlText w:val="o"/>
+      <w:lvlJc w:val="left"/>
+      <w:pPr>
+        <w:tabs>
+          <w:tab w:val="num" w:pos="1440"/>
+        </w:tabs>
+        <w:ind w:left="1440" w:hanging="360"/>
+      </w:pPr>
+      <w:rPr>
+        <w:rFonts w:ascii="Courier New" w:hAnsi="Courier New" w:hint="default"/>
+        <w:sz w:val="20"/>
+      </w:rPr>
+    </w:lvl>
+    <w:lvl w:ilvl="2" w:tentative="1">
+      <w:start w:val="1"/>
+      <w:numFmt w:val="bullet"/>
+      <w:lvlText w:val=""/>
+      <w:lvlJc w:val="left"/>
+      <w:pPr>
+        <w:tabs>
+          <w:tab w:val="num" w:pos="2160"/>
+        </w:tabs>
+        <w:ind w:left="2160" w:hanging="360"/>
+      </w:pPr>
+      <w:rPr>
+        <w:rFonts w:ascii="Wingdings" w:hAnsi="Wingdings" w:hint="default"/>
+        <w:sz w:val="20"/>
+      </w:rPr>
+    </w:lvl>
+    <w:lvl w:ilvl="3" w:tentative="1">
+      <w:start w:val="1"/>
+      <w:numFmt w:val="bullet"/>
+      <w:lvlText w:val=""/>
+      <w:lvlJc w:val="left"/>
+      <w:pPr>
+        <w:tabs>
+          <w:tab w:val="num" w:pos="2880"/>
+        </w:tabs>
+        <w:ind w:left="2880" w:hanging="360"/>
+      </w:pPr>
+      <w:rPr>
+        <w:rFonts w:ascii="Wingdings" w:hAnsi="Wingdings" w:hint="default"/>
+        <w:sz w:val="20"/>
+      </w:rPr>
+    </w:lvl>
+    <w:lvl w:ilvl="4" w:tentative="1">
+      <w:start w:val="1"/>
+      <w:numFmt w:val="bullet"/>
+      <w:lvlText w:val=""/>
+      <w:lvlJc w:val="left"/>
+      <w:pPr>
+        <w:tabs>
+          <w:tab w:val="num" w:pos="3600"/>
+        </w:tabs>
+        <w:ind w:left="3600" w:hanging="360"/>
+      </w:pPr>
+      <w:rPr>
+        <w:rFonts w:ascii="Wingdings" w:hAnsi="Wingdings" w:hint="default"/>
+        <w:sz w:val="20"/>
+      </w:rPr>
+    </w:lvl>
+    <w:lvl w:ilvl="5" w:tentative="1">
+      <w:start w:val="1"/>
+      <w:numFmt w:val="bullet"/>
+      <w:lvlText w:val=""/>
+      <w:lvlJc w:val="left"/>
+      <w:pPr>
+        <w:tabs>
+          <w:tab w:val="num" w:pos="4320"/>
+        </w:tabs>
+        <w:ind w:left="4320" w:hanging="360"/>
+      </w:pPr>
+      <w:rPr>
+        <w:rFonts w:ascii="Wingdings" w:hAnsi="Wingdings" w:hint="default"/>
+        <w:sz w:val="20"/>
+      </w:rPr>
+    </w:lvl>
+    <w:lvl w:ilvl="6" w:tentative="1">
+      <w:start w:val="1"/>
+      <w:numFmt w:val="bullet"/>
+      <w:lvlText w:val=""/>
+      <w:lvlJc w:val="left"/>
+      <w:pPr>
+        <w:tabs>
+          <w:tab w:val="num" w:pos="5040"/>
+        </w:tabs>
+        <w:ind w:left="5040" w:hanging="360"/>
+      </w:pPr>
+      <w:rPr>
+        <w:rFonts w:ascii="Wingdings" w:hAnsi="Wingdings" w:hint="default"/>
+        <w:sz w:val="20"/>
+      </w:rPr>
+    </w:lvl>
+    <w:lvl w:ilvl="7" w:tentative="1">
+      <w:start w:val="1"/>
+      <w:numFmt w:val="bullet"/>
+      <w:lvlText w:val=""/>
+      <w:lvlJc w:val="left"/>
+      <w:pPr>
+        <w:tabs>
+          <w:tab w:val="num" w:pos="5760"/>
+        </w:tabs>
+        <w:ind w:left="5760" w:hanging="360"/>
+      </w:pPr>
+      <w:rPr>
+        <w:rFonts w:ascii="Wingdings" w:hAnsi="Wingdings" w:hint="default"/>
+        <w:sz w:val="20"/>
+      </w:rPr>
+    </w:lvl>
+    <w:lvl w:ilvl="8" w:tentative="1">
+      <w:start w:val="1"/>
+      <w:numFmt w:val="bullet"/>
+      <w:lvlText w:val=""/>
+      <w:lvlJc w:val="left"/>
+      <w:pPr>
+        <w:tabs>
+          <w:tab w:val="num" w:pos="6480"/>
+        </w:tabs>
+        <w:ind w:left="6480" w:hanging="360"/>
+      </w:pPr>
+      <w:rPr>
+        <w:rFonts w:ascii="Wingdings" w:hAnsi="Wingdings" w:hint="default"/>
+        <w:sz w:val="20"/>
+      </w:rPr>
+    </w:lvl>
+  </w:abstractNum>
+  <w:abstractNum w:abstractNumId="2" w15:restartNumberingAfterBreak="0">
+    <w:nsid w:val="16A903D1"/>
+    <w:multiLevelType w:val="multilevel"/>
+    <w:tmpl w:val="409AC066"/>
+    <w:lvl w:ilvl="0">
+      <w:start w:val="1"/>
+      <w:numFmt w:val="bullet"/>
+      <w:lvlText w:val=""/>
+      <w:lvlJc w:val="left"/>
+      <w:pPr>
+        <w:tabs>
+          <w:tab w:val="num" w:pos="720"/>
+        </w:tabs>
+        <w:ind w:left="720" w:hanging="360"/>
+      </w:pPr>
+      <w:rPr>
+        <w:rFonts w:ascii="Symbol" w:hAnsi="Symbol" w:hint="default"/>
+        <w:sz w:val="20"/>
+      </w:rPr>
+    </w:lvl>
+    <w:lvl w:ilvl="1" w:tentative="1">
+      <w:start w:val="1"/>
+      <w:numFmt w:val="bullet"/>
+      <w:lvlText w:val="o"/>
+      <w:lvlJc w:val="left"/>
+      <w:pPr>
+        <w:tabs>
+          <w:tab w:val="num" w:pos="1440"/>
+        </w:tabs>
+        <w:ind w:left="1440" w:hanging="360"/>
+      </w:pPr>
+      <w:rPr>
+        <w:rFonts w:ascii="Courier New" w:hAnsi="Courier New" w:hint="default"/>
+        <w:sz w:val="20"/>
+      </w:rPr>
+    </w:lvl>
+    <w:lvl w:ilvl="2" w:tentative="1">
+      <w:start w:val="1"/>
+      <w:numFmt w:val="bullet"/>
+      <w:lvlText w:val=""/>
+      <w:lvlJc w:val="left"/>
+      <w:pPr>
+        <w:tabs>
+          <w:tab w:val="num" w:pos="2160"/>
+        </w:tabs>
+        <w:ind w:left="2160" w:hanging="360"/>
+      </w:pPr>
+      <w:rPr>
+        <w:rFonts w:ascii="Wingdings" w:hAnsi="Wingdings" w:hint="default"/>
+        <w:sz w:val="20"/>
+      </w:rPr>
+    </w:lvl>
+    <w:lvl w:ilvl="3" w:tentative="1">
+      <w:start w:val="1"/>
+      <w:numFmt w:val="bullet"/>
+      <w:lvlText w:val=""/>
+      <w:lvlJc w:val="left"/>
+      <w:pPr>
+        <w:tabs>
+          <w:tab w:val="num" w:pos="2880"/>
+        </w:tabs>
+        <w:ind w:left="2880" w:hanging="360"/>
+      </w:pPr>
+      <w:rPr>
+        <w:rFonts w:ascii="Wingdings" w:hAnsi="Wingdings" w:hint="default"/>
+        <w:sz w:val="20"/>
+      </w:rPr>
+    </w:lvl>
+    <w:lvl w:ilvl="4" w:tentative="1">
+      <w:start w:val="1"/>
+      <w:numFmt w:val="bullet"/>
+      <w:lvlText w:val=""/>
+      <w:lvlJc w:val="left"/>
+      <w:pPr>
+        <w:tabs>
+          <w:tab w:val="num" w:pos="3600"/>
+        </w:tabs>
+        <w:ind w:left="3600" w:hanging="360"/>
+      </w:pPr>
+      <w:rPr>
+        <w:rFonts w:ascii="Wingdings" w:hAnsi="Wingdings" w:hint="default"/>
+        <w:sz w:val="20"/>
+      </w:rPr>
+    </w:lvl>
+    <w:lvl w:ilvl="5" w:tentative="1">
+      <w:start w:val="1"/>
+      <w:numFmt w:val="bullet"/>
+      <w:lvlText w:val=""/>
+      <w:lvlJc w:val="left"/>
+      <w:pPr>
+        <w:tabs>
+          <w:tab w:val="num" w:pos="4320"/>
+        </w:tabs>
+        <w:ind w:left="4320" w:hanging="360"/>
+      </w:pPr>
+      <w:rPr>
+        <w:rFonts w:ascii="Wingdings" w:hAnsi="Wingdings" w:hint="default"/>
+        <w:sz w:val="20"/>
+      </w:rPr>
+    </w:lvl>
+    <w:lvl w:ilvl="6" w:tentative="1">
+      <w:start w:val="1"/>
+      <w:numFmt w:val="bullet"/>
+      <w:lvlText w:val=""/>
+      <w:lvlJc w:val="left"/>
+      <w:pPr>
+        <w:tabs>
+          <w:tab w:val="num" w:pos="5040"/>
+        </w:tabs>
+        <w:ind w:left="5040" w:hanging="360"/>
+      </w:pPr>
+      <w:rPr>
+        <w:rFonts w:ascii="Wingdings" w:hAnsi="Wingdings" w:hint="default"/>
+        <w:sz w:val="20"/>
+      </w:rPr>
+    </w:lvl>
+    <w:lvl w:ilvl="7" w:tentative="1">
+      <w:start w:val="1"/>
+      <w:numFmt w:val="bullet"/>
+      <w:lvlText w:val=""/>
+      <w:lvlJc w:val="left"/>
+      <w:pPr>
+        <w:tabs>
+          <w:tab w:val="num" w:pos="5760"/>
+        </w:tabs>
+        <w:ind w:left="5760" w:hanging="360"/>
+      </w:pPr>
+      <w:rPr>
+        <w:rFonts w:ascii="Wingdings" w:hAnsi="Wingdings" w:hint="default"/>
+        <w:sz w:val="20"/>
+      </w:rPr>
+    </w:lvl>
+    <w:lvl w:ilvl="8" w:tentative="1">
+      <w:start w:val="1"/>
+      <w:numFmt w:val="bullet"/>
+      <w:lvlText w:val=""/>
+      <w:lvlJc w:val="left"/>
+      <w:pPr>
+        <w:tabs>
+          <w:tab w:val="num" w:pos="6480"/>
+        </w:tabs>
+        <w:ind w:left="6480" w:hanging="360"/>
+      </w:pPr>
+      <w:rPr>
+        <w:rFonts w:ascii="Wingdings" w:hAnsi="Wingdings" w:hint="default"/>
+        <w:sz w:val="20"/>
+      </w:rPr>
+    </w:lvl>
+  </w:abstractNum>
+  <w:abstractNum w:abstractNumId="3" w15:restartNumberingAfterBreak="0">
+    <w:nsid w:val="1C9410EF"/>
+    <w:multiLevelType w:val="multilevel"/>
+    <w:tmpl w:val="A48C42D6"/>
+    <w:lvl w:ilvl="0">
+      <w:start w:val="1"/>
+      <w:numFmt w:val="decimal"/>
+      <w:lvlText w:val="%1."/>
+      <w:lvlJc w:val="left"/>
+      <w:pPr>
+        <w:tabs>
+          <w:tab w:val="num" w:pos="720"/>
+        </w:tabs>
+        <w:ind w:left="720" w:hanging="360"/>
+      </w:pPr>
+    </w:lvl>
+    <w:lvl w:ilvl="1" w:tentative="1">
+      <w:start w:val="1"/>
+      <w:numFmt w:val="decimal"/>
+      <w:lvlText w:val="%2."/>
+      <w:lvlJc w:val="left"/>
+      <w:pPr>
+        <w:tabs>
+          <w:tab w:val="num" w:pos="1440"/>
+        </w:tabs>
+        <w:ind w:left="1440" w:hanging="360"/>
+      </w:pPr>
+    </w:lvl>
+    <w:lvl w:ilvl="2" w:tentative="1">
+      <w:start w:val="1"/>
+      <w:numFmt w:val="decimal"/>
+      <w:lvlText w:val="%3."/>
+      <w:lvlJc w:val="left"/>
+      <w:pPr>
+        <w:tabs>
+          <w:tab w:val="num" w:pos="2160"/>
+        </w:tabs>
+        <w:ind w:left="2160" w:hanging="360"/>
+      </w:pPr>
+    </w:lvl>
+    <w:lvl w:ilvl="3" w:tentative="1">
+      <w:start w:val="1"/>
+      <w:numFmt w:val="decimal"/>
+      <w:lvlText w:val="%4."/>
+      <w:lvlJc w:val="left"/>
+      <w:pPr>
+        <w:tabs>
+          <w:tab w:val="num" w:pos="2880"/>
+        </w:tabs>
+        <w:ind w:left="2880" w:hanging="360"/>
+      </w:pPr>
+    </w:lvl>
+    <w:lvl w:ilvl="4" w:tentative="1">
+      <w:start w:val="1"/>
+      <w:numFmt w:val="decimal"/>
+      <w:lvlText w:val="%5."/>
+      <w:lvlJc w:val="left"/>
+      <w:pPr>
+        <w:tabs>
+          <w:tab w:val="num" w:pos="3600"/>
+        </w:tabs>
+        <w:ind w:left="3600" w:hanging="360"/>
+      </w:pPr>
+    </w:lvl>
+    <w:lvl w:ilvl="5" w:tentative="1">
+      <w:start w:val="1"/>
+      <w:numFmt w:val="decimal"/>
+      <w:lvlText w:val="%6."/>
+      <w:lvlJc w:val="left"/>
+      <w:pPr>
+        <w:tabs>
+          <w:tab w:val="num" w:pos="4320"/>
+        </w:tabs>
+        <w:ind w:left="4320" w:hanging="360"/>
+      </w:pPr>
+    </w:lvl>
+    <w:lvl w:ilvl="6" w:tentative="1">
+      <w:start w:val="1"/>
+      <w:numFmt w:val="decimal"/>
+      <w:lvlText w:val="%7."/>
+      <w:lvlJc w:val="left"/>
+      <w:pPr>
+        <w:tabs>
+          <w:tab w:val="num" w:pos="5040"/>
+        </w:tabs>
+        <w:ind w:left="5040" w:hanging="360"/>
+      </w:pPr>
+    </w:lvl>
+    <w:lvl w:ilvl="7" w:tentative="1">
+      <w:start w:val="1"/>
+      <w:numFmt w:val="decimal"/>
+      <w:lvlText w:val="%8."/>
+      <w:lvlJc w:val="left"/>
+      <w:pPr>
+        <w:tabs>
+          <w:tab w:val="num" w:pos="5760"/>
+        </w:tabs>
+        <w:ind w:left="5760" w:hanging="360"/>
+      </w:pPr>
+    </w:lvl>
+    <w:lvl w:ilvl="8" w:tentative="1">
+      <w:start w:val="1"/>
+      <w:numFmt w:val="decimal"/>
+      <w:lvlText w:val="%9."/>
+      <w:lvlJc w:val="left"/>
+      <w:pPr>
+        <w:tabs>
+          <w:tab w:val="num" w:pos="6480"/>
+        </w:tabs>
+        <w:ind w:left="6480" w:hanging="360"/>
+      </w:pPr>
+    </w:lvl>
+  </w:abstractNum>
+  <w:abstractNum w:abstractNumId="4" w15:restartNumberingAfterBreak="0">
+    <w:nsid w:val="1FEB2CC6"/>
+    <w:multiLevelType w:val="multilevel"/>
+    <w:tmpl w:val="C5304422"/>
+    <w:lvl w:ilvl="0">
+      <w:start w:val="1"/>
+      <w:numFmt w:val="bullet"/>
+      <w:lvlText w:val=""/>
+      <w:lvlJc w:val="left"/>
+      <w:pPr>
+        <w:tabs>
+          <w:tab w:val="num" w:pos="720"/>
+        </w:tabs>
+        <w:ind w:left="720" w:hanging="360"/>
+      </w:pPr>
+      <w:rPr>
+        <w:rFonts w:ascii="Symbol" w:hAnsi="Symbol" w:hint="default"/>
+        <w:sz w:val="20"/>
+      </w:rPr>
+    </w:lvl>
+    <w:lvl w:ilvl="1">
+      <w:start w:val="1"/>
+      <w:numFmt w:val="bullet"/>
+      <w:lvlText w:val="o"/>
+      <w:lvlJc w:val="left"/>
+      <w:pPr>
+        <w:tabs>
+          <w:tab w:val="num" w:pos="1440"/>
+        </w:tabs>
+        <w:ind w:left="1440" w:hanging="360"/>
+      </w:pPr>
+      <w:rPr>
+        <w:rFonts w:ascii="Courier New" w:hAnsi="Courier New" w:hint="default"/>
+        <w:sz w:val="20"/>
+      </w:rPr>
+    </w:lvl>
+    <w:lvl w:ilvl="2" w:tentative="1">
+      <w:start w:val="1"/>
+      <w:numFmt w:val="bullet"/>
+      <w:lvlText w:val=""/>
+      <w:lvlJc w:val="left"/>
+      <w:pPr>
+        <w:tabs>
+          <w:tab w:val="num" w:pos="2160"/>
+        </w:tabs>
+        <w:ind w:left="2160" w:hanging="360"/>
+      </w:pPr>
+      <w:rPr>
+        <w:rFonts w:ascii="Wingdings" w:hAnsi="Wingdings" w:hint="default"/>
+        <w:sz w:val="20"/>
+      </w:rPr>
+    </w:lvl>
+    <w:lvl w:ilvl="3" w:tentative="1">
+      <w:start w:val="1"/>
+      <w:numFmt w:val="bullet"/>
+      <w:lvlText w:val=""/>
+      <w:lvlJc w:val="left"/>
+      <w:pPr>
+        <w:tabs>
+          <w:tab w:val="num" w:pos="2880"/>
+        </w:tabs>
+        <w:ind w:left="2880" w:hanging="360"/>
+      </w:pPr>
+      <w:rPr>
+        <w:rFonts w:ascii="Wingdings" w:hAnsi="Wingdings" w:hint="default"/>
+        <w:sz w:val="20"/>
+      </w:rPr>
+    </w:lvl>
+    <w:lvl w:ilvl="4" w:tentative="1">
+      <w:start w:val="1"/>
+      <w:numFmt w:val="bullet"/>
+      <w:lvlText w:val=""/>
+      <w:lvlJc w:val="left"/>
+      <w:pPr>
+        <w:tabs>
+          <w:tab w:val="num" w:pos="3600"/>
+        </w:tabs>
+        <w:ind w:left="3600" w:hanging="360"/>
+      </w:pPr>
+      <w:rPr>
+        <w:rFonts w:ascii="Wingdings" w:hAnsi="Wingdings" w:hint="default"/>
+        <w:sz w:val="20"/>
+      </w:rPr>
+    </w:lvl>
+    <w:lvl w:ilvl="5" w:tentative="1">
+      <w:start w:val="1"/>
+      <w:numFmt w:val="bullet"/>
+      <w:lvlText w:val=""/>
+      <w:lvlJc w:val="left"/>
+      <w:pPr>
+        <w:tabs>
+          <w:tab w:val="num" w:pos="4320"/>
+        </w:tabs>
+        <w:ind w:left="4320" w:hanging="360"/>
+      </w:pPr>
+      <w:rPr>
+        <w:rFonts w:ascii="Wingdings" w:hAnsi="Wingdings" w:hint="default"/>
+        <w:sz w:val="20"/>
+      </w:rPr>
+    </w:lvl>
+    <w:lvl w:ilvl="6" w:tentative="1">
+      <w:start w:val="1"/>
+      <w:numFmt w:val="bullet"/>
+      <w:lvlText w:val=""/>
+      <w:lvlJc w:val="left"/>
+      <w:pPr>
+        <w:tabs>
+          <w:tab w:val="num" w:pos="5040"/>
+        </w:tabs>
+        <w:ind w:left="5040" w:hanging="360"/>
+      </w:pPr>
+      <w:rPr>
+        <w:rFonts w:ascii="Wingdings" w:hAnsi="Wingdings" w:hint="default"/>
+        <w:sz w:val="20"/>
+      </w:rPr>
+    </w:lvl>
+    <w:lvl w:ilvl="7" w:tentative="1">
+      <w:start w:val="1"/>
+      <w:numFmt w:val="bullet"/>
+      <w:lvlText w:val=""/>
+      <w:lvlJc w:val="left"/>
+      <w:pPr>
+        <w:tabs>
+          <w:tab w:val="num" w:pos="5760"/>
+        </w:tabs>
+        <w:ind w:left="5760" w:hanging="360"/>
+      </w:pPr>
+      <w:rPr>
+        <w:rFonts w:ascii="Wingdings" w:hAnsi="Wingdings" w:hint="default"/>
+        <w:sz w:val="20"/>
+      </w:rPr>
+    </w:lvl>
+    <w:lvl w:ilvl="8" w:tentative="1">
+      <w:start w:val="1"/>
+      <w:numFmt w:val="bullet"/>
+      <w:lvlText w:val=""/>
+      <w:lvlJc w:val="left"/>
+      <w:pPr>
+        <w:tabs>
+          <w:tab w:val="num" w:pos="6480"/>
+        </w:tabs>
+        <w:ind w:left="6480" w:hanging="360"/>
+      </w:pPr>
+      <w:rPr>
+        <w:rFonts w:ascii="Wingdings" w:hAnsi="Wingdings" w:hint="default"/>
+        <w:sz w:val="20"/>
+      </w:rPr>
+    </w:lvl>
+  </w:abstractNum>
+  <w:abstractNum w:abstractNumId="5" w15:restartNumberingAfterBreak="0">
     <w:nsid w:val="1FF65286"/>
     <w:multiLevelType w:val="multilevel"/>
     <w:tmpl w:val="3C90F2EE"/>
@@ -1751,7 +1868,7 @@
       </w:rPr>
     </w:lvl>
   </w:abstractNum>
-  <w:abstractNum w:abstractNumId="1" w15:restartNumberingAfterBreak="0">
+  <w:abstractNum w:abstractNumId="6" w15:restartNumberingAfterBreak="0">
     <w:nsid w:val="26861CFE"/>
     <w:multiLevelType w:val="multilevel"/>
     <w:tmpl w:val="ECF03B74"/>
@@ -1900,7 +2017,7 @@
       </w:rPr>
     </w:lvl>
   </w:abstractNum>
-  <w:abstractNum w:abstractNumId="2" w15:restartNumberingAfterBreak="0">
+  <w:abstractNum w:abstractNumId="7" w15:restartNumberingAfterBreak="0">
     <w:nsid w:val="2B15115A"/>
     <w:multiLevelType w:val="multilevel"/>
     <w:tmpl w:val="B94E9A76"/>
@@ -2049,7 +2166,454 @@
       </w:rPr>
     </w:lvl>
   </w:abstractNum>
-  <w:abstractNum w:abstractNumId="3" w15:restartNumberingAfterBreak="0">
+  <w:abstractNum w:abstractNumId="8" w15:restartNumberingAfterBreak="0">
+    <w:nsid w:val="2C2D690D"/>
+    <w:multiLevelType w:val="multilevel"/>
+    <w:tmpl w:val="EE7CB80C"/>
+    <w:lvl w:ilvl="0">
+      <w:start w:val="1"/>
+      <w:numFmt w:val="bullet"/>
+      <w:lvlText w:val=""/>
+      <w:lvlJc w:val="left"/>
+      <w:pPr>
+        <w:tabs>
+          <w:tab w:val="num" w:pos="720"/>
+        </w:tabs>
+        <w:ind w:left="720" w:hanging="360"/>
+      </w:pPr>
+      <w:rPr>
+        <w:rFonts w:ascii="Symbol" w:hAnsi="Symbol" w:hint="default"/>
+        <w:sz w:val="20"/>
+      </w:rPr>
+    </w:lvl>
+    <w:lvl w:ilvl="1" w:tentative="1">
+      <w:start w:val="1"/>
+      <w:numFmt w:val="bullet"/>
+      <w:lvlText w:val="o"/>
+      <w:lvlJc w:val="left"/>
+      <w:pPr>
+        <w:tabs>
+          <w:tab w:val="num" w:pos="1440"/>
+        </w:tabs>
+        <w:ind w:left="1440" w:hanging="360"/>
+      </w:pPr>
+      <w:rPr>
+        <w:rFonts w:ascii="Courier New" w:hAnsi="Courier New" w:hint="default"/>
+        <w:sz w:val="20"/>
+      </w:rPr>
+    </w:lvl>
+    <w:lvl w:ilvl="2" w:tentative="1">
+      <w:start w:val="1"/>
+      <w:numFmt w:val="bullet"/>
+      <w:lvlText w:val=""/>
+      <w:lvlJc w:val="left"/>
+      <w:pPr>
+        <w:tabs>
+          <w:tab w:val="num" w:pos="2160"/>
+        </w:tabs>
+        <w:ind w:left="2160" w:hanging="360"/>
+      </w:pPr>
+      <w:rPr>
+        <w:rFonts w:ascii="Wingdings" w:hAnsi="Wingdings" w:hint="default"/>
+        <w:sz w:val="20"/>
+      </w:rPr>
+    </w:lvl>
+    <w:lvl w:ilvl="3" w:tentative="1">
+      <w:start w:val="1"/>
+      <w:numFmt w:val="bullet"/>
+      <w:lvlText w:val=""/>
+      <w:lvlJc w:val="left"/>
+      <w:pPr>
+        <w:tabs>
+          <w:tab w:val="num" w:pos="2880"/>
+        </w:tabs>
+        <w:ind w:left="2880" w:hanging="360"/>
+      </w:pPr>
+      <w:rPr>
+        <w:rFonts w:ascii="Wingdings" w:hAnsi="Wingdings" w:hint="default"/>
+        <w:sz w:val="20"/>
+      </w:rPr>
+    </w:lvl>
+    <w:lvl w:ilvl="4" w:tentative="1">
+      <w:start w:val="1"/>
+      <w:numFmt w:val="bullet"/>
+      <w:lvlText w:val=""/>
+      <w:lvlJc w:val="left"/>
+      <w:pPr>
+        <w:tabs>
+          <w:tab w:val="num" w:pos="3600"/>
+        </w:tabs>
+        <w:ind w:left="3600" w:hanging="360"/>
+      </w:pPr>
+      <w:rPr>
+        <w:rFonts w:ascii="Wingdings" w:hAnsi="Wingdings" w:hint="default"/>
+        <w:sz w:val="20"/>
+      </w:rPr>
+    </w:lvl>
+    <w:lvl w:ilvl="5" w:tentative="1">
+      <w:start w:val="1"/>
+      <w:numFmt w:val="bullet"/>
+      <w:lvlText w:val=""/>
+      <w:lvlJc w:val="left"/>
+      <w:pPr>
+        <w:tabs>
+          <w:tab w:val="num" w:pos="4320"/>
+        </w:tabs>
+        <w:ind w:left="4320" w:hanging="360"/>
+      </w:pPr>
+      <w:rPr>
+        <w:rFonts w:ascii="Wingdings" w:hAnsi="Wingdings" w:hint="default"/>
+        <w:sz w:val="20"/>
+      </w:rPr>
+    </w:lvl>
+    <w:lvl w:ilvl="6" w:tentative="1">
+      <w:start w:val="1"/>
+      <w:numFmt w:val="bullet"/>
+      <w:lvlText w:val=""/>
+      <w:lvlJc w:val="left"/>
+      <w:pPr>
+        <w:tabs>
+          <w:tab w:val="num" w:pos="5040"/>
+        </w:tabs>
+        <w:ind w:left="5040" w:hanging="360"/>
+      </w:pPr>
+      <w:rPr>
+        <w:rFonts w:ascii="Wingdings" w:hAnsi="Wingdings" w:hint="default"/>
+        <w:sz w:val="20"/>
+      </w:rPr>
+    </w:lvl>
+    <w:lvl w:ilvl="7" w:tentative="1">
+      <w:start w:val="1"/>
+      <w:numFmt w:val="bullet"/>
+      <w:lvlText w:val=""/>
+      <w:lvlJc w:val="left"/>
+      <w:pPr>
+        <w:tabs>
+          <w:tab w:val="num" w:pos="5760"/>
+        </w:tabs>
+        <w:ind w:left="5760" w:hanging="360"/>
+      </w:pPr>
+      <w:rPr>
+        <w:rFonts w:ascii="Wingdings" w:hAnsi="Wingdings" w:hint="default"/>
+        <w:sz w:val="20"/>
+      </w:rPr>
+    </w:lvl>
+    <w:lvl w:ilvl="8" w:tentative="1">
+      <w:start w:val="1"/>
+      <w:numFmt w:val="bullet"/>
+      <w:lvlText w:val=""/>
+      <w:lvlJc w:val="left"/>
+      <w:pPr>
+        <w:tabs>
+          <w:tab w:val="num" w:pos="6480"/>
+        </w:tabs>
+        <w:ind w:left="6480" w:hanging="360"/>
+      </w:pPr>
+      <w:rPr>
+        <w:rFonts w:ascii="Wingdings" w:hAnsi="Wingdings" w:hint="default"/>
+        <w:sz w:val="20"/>
+      </w:rPr>
+    </w:lvl>
+  </w:abstractNum>
+  <w:abstractNum w:abstractNumId="9" w15:restartNumberingAfterBreak="0">
+    <w:nsid w:val="2C65478E"/>
+    <w:multiLevelType w:val="multilevel"/>
+    <w:tmpl w:val="9DDEE348"/>
+    <w:lvl w:ilvl="0">
+      <w:start w:val="1"/>
+      <w:numFmt w:val="bullet"/>
+      <w:lvlText w:val=""/>
+      <w:lvlJc w:val="left"/>
+      <w:pPr>
+        <w:tabs>
+          <w:tab w:val="num" w:pos="720"/>
+        </w:tabs>
+        <w:ind w:left="720" w:hanging="360"/>
+      </w:pPr>
+      <w:rPr>
+        <w:rFonts w:ascii="Symbol" w:hAnsi="Symbol" w:hint="default"/>
+        <w:sz w:val="20"/>
+      </w:rPr>
+    </w:lvl>
+    <w:lvl w:ilvl="1" w:tentative="1">
+      <w:start w:val="1"/>
+      <w:numFmt w:val="bullet"/>
+      <w:lvlText w:val="o"/>
+      <w:lvlJc w:val="left"/>
+      <w:pPr>
+        <w:tabs>
+          <w:tab w:val="num" w:pos="1440"/>
+        </w:tabs>
+        <w:ind w:left="1440" w:hanging="360"/>
+      </w:pPr>
+      <w:rPr>
+        <w:rFonts w:ascii="Courier New" w:hAnsi="Courier New" w:hint="default"/>
+        <w:sz w:val="20"/>
+      </w:rPr>
+    </w:lvl>
+    <w:lvl w:ilvl="2" w:tentative="1">
+      <w:start w:val="1"/>
+      <w:numFmt w:val="bullet"/>
+      <w:lvlText w:val=""/>
+      <w:lvlJc w:val="left"/>
+      <w:pPr>
+        <w:tabs>
+          <w:tab w:val="num" w:pos="2160"/>
+        </w:tabs>
+        <w:ind w:left="2160" w:hanging="360"/>
+      </w:pPr>
+      <w:rPr>
+        <w:rFonts w:ascii="Wingdings" w:hAnsi="Wingdings" w:hint="default"/>
+        <w:sz w:val="20"/>
+      </w:rPr>
+    </w:lvl>
+    <w:lvl w:ilvl="3" w:tentative="1">
+      <w:start w:val="1"/>
+      <w:numFmt w:val="bullet"/>
+      <w:lvlText w:val=""/>
+      <w:lvlJc w:val="left"/>
+      <w:pPr>
+        <w:tabs>
+          <w:tab w:val="num" w:pos="2880"/>
+        </w:tabs>
+        <w:ind w:left="2880" w:hanging="360"/>
+      </w:pPr>
+      <w:rPr>
+        <w:rFonts w:ascii="Wingdings" w:hAnsi="Wingdings" w:hint="default"/>
+        <w:sz w:val="20"/>
+      </w:rPr>
+    </w:lvl>
+    <w:lvl w:ilvl="4" w:tentative="1">
+      <w:start w:val="1"/>
+      <w:numFmt w:val="bullet"/>
+      <w:lvlText w:val=""/>
+      <w:lvlJc w:val="left"/>
+      <w:pPr>
+        <w:tabs>
+          <w:tab w:val="num" w:pos="3600"/>
+        </w:tabs>
+        <w:ind w:left="3600" w:hanging="360"/>
+      </w:pPr>
+      <w:rPr>
+        <w:rFonts w:ascii="Wingdings" w:hAnsi="Wingdings" w:hint="default"/>
+        <w:sz w:val="20"/>
+      </w:rPr>
+    </w:lvl>
+    <w:lvl w:ilvl="5" w:tentative="1">
+      <w:start w:val="1"/>
+      <w:numFmt w:val="bullet"/>
+      <w:lvlText w:val=""/>
+      <w:lvlJc w:val="left"/>
+      <w:pPr>
+        <w:tabs>
+          <w:tab w:val="num" w:pos="4320"/>
+        </w:tabs>
+        <w:ind w:left="4320" w:hanging="360"/>
+      </w:pPr>
+      <w:rPr>
+        <w:rFonts w:ascii="Wingdings" w:hAnsi="Wingdings" w:hint="default"/>
+        <w:sz w:val="20"/>
+      </w:rPr>
+    </w:lvl>
+    <w:lvl w:ilvl="6" w:tentative="1">
+      <w:start w:val="1"/>
+      <w:numFmt w:val="bullet"/>
+      <w:lvlText w:val=""/>
+      <w:lvlJc w:val="left"/>
+      <w:pPr>
+        <w:tabs>
+          <w:tab w:val="num" w:pos="5040"/>
+        </w:tabs>
+        <w:ind w:left="5040" w:hanging="360"/>
+      </w:pPr>
+      <w:rPr>
+        <w:rFonts w:ascii="Wingdings" w:hAnsi="Wingdings" w:hint="default"/>
+        <w:sz w:val="20"/>
+      </w:rPr>
+    </w:lvl>
+    <w:lvl w:ilvl="7" w:tentative="1">
+      <w:start w:val="1"/>
+      <w:numFmt w:val="bullet"/>
+      <w:lvlText w:val=""/>
+      <w:lvlJc w:val="left"/>
+      <w:pPr>
+        <w:tabs>
+          <w:tab w:val="num" w:pos="5760"/>
+        </w:tabs>
+        <w:ind w:left="5760" w:hanging="360"/>
+      </w:pPr>
+      <w:rPr>
+        <w:rFonts w:ascii="Wingdings" w:hAnsi="Wingdings" w:hint="default"/>
+        <w:sz w:val="20"/>
+      </w:rPr>
+    </w:lvl>
+    <w:lvl w:ilvl="8" w:tentative="1">
+      <w:start w:val="1"/>
+      <w:numFmt w:val="bullet"/>
+      <w:lvlText w:val=""/>
+      <w:lvlJc w:val="left"/>
+      <w:pPr>
+        <w:tabs>
+          <w:tab w:val="num" w:pos="6480"/>
+        </w:tabs>
+        <w:ind w:left="6480" w:hanging="360"/>
+      </w:pPr>
+      <w:rPr>
+        <w:rFonts w:ascii="Wingdings" w:hAnsi="Wingdings" w:hint="default"/>
+        <w:sz w:val="20"/>
+      </w:rPr>
+    </w:lvl>
+  </w:abstractNum>
+  <w:abstractNum w:abstractNumId="10" w15:restartNumberingAfterBreak="0">
+    <w:nsid w:val="330D3802"/>
+    <w:multiLevelType w:val="multilevel"/>
+    <w:tmpl w:val="D10E8CDE"/>
+    <w:lvl w:ilvl="0">
+      <w:start w:val="1"/>
+      <w:numFmt w:val="bullet"/>
+      <w:lvlText w:val=""/>
+      <w:lvlJc w:val="left"/>
+      <w:pPr>
+        <w:tabs>
+          <w:tab w:val="num" w:pos="720"/>
+        </w:tabs>
+        <w:ind w:left="720" w:hanging="360"/>
+      </w:pPr>
+      <w:rPr>
+        <w:rFonts w:ascii="Symbol" w:hAnsi="Symbol" w:hint="default"/>
+        <w:sz w:val="20"/>
+      </w:rPr>
+    </w:lvl>
+    <w:lvl w:ilvl="1" w:tentative="1">
+      <w:start w:val="1"/>
+      <w:numFmt w:val="bullet"/>
+      <w:lvlText w:val="o"/>
+      <w:lvlJc w:val="left"/>
+      <w:pPr>
+        <w:tabs>
+          <w:tab w:val="num" w:pos="1440"/>
+        </w:tabs>
+        <w:ind w:left="1440" w:hanging="360"/>
+      </w:pPr>
+      <w:rPr>
+        <w:rFonts w:ascii="Courier New" w:hAnsi="Courier New" w:hint="default"/>
+        <w:sz w:val="20"/>
+      </w:rPr>
+    </w:lvl>
+    <w:lvl w:ilvl="2" w:tentative="1">
+      <w:start w:val="1"/>
+      <w:numFmt w:val="bullet"/>
+      <w:lvlText w:val=""/>
+      <w:lvlJc w:val="left"/>
+      <w:pPr>
+        <w:tabs>
+          <w:tab w:val="num" w:pos="2160"/>
+        </w:tabs>
+        <w:ind w:left="2160" w:hanging="360"/>
+      </w:pPr>
+      <w:rPr>
+        <w:rFonts w:ascii="Wingdings" w:hAnsi="Wingdings" w:hint="default"/>
+        <w:sz w:val="20"/>
+      </w:rPr>
+    </w:lvl>
+    <w:lvl w:ilvl="3" w:tentative="1">
+      <w:start w:val="1"/>
+      <w:numFmt w:val="bullet"/>
+      <w:lvlText w:val=""/>
+      <w:lvlJc w:val="left"/>
+      <w:pPr>
+        <w:tabs>
+          <w:tab w:val="num" w:pos="2880"/>
+        </w:tabs>
+        <w:ind w:left="2880" w:hanging="360"/>
+      </w:pPr>
+      <w:rPr>
+        <w:rFonts w:ascii="Wingdings" w:hAnsi="Wingdings" w:hint="default"/>
+        <w:sz w:val="20"/>
+      </w:rPr>
+    </w:lvl>
+    <w:lvl w:ilvl="4" w:tentative="1">
+      <w:start w:val="1"/>
+      <w:numFmt w:val="bullet"/>
+      <w:lvlText w:val=""/>
+      <w:lvlJc w:val="left"/>
+      <w:pPr>
+        <w:tabs>
+          <w:tab w:val="num" w:pos="3600"/>
+        </w:tabs>
+        <w:ind w:left="3600" w:hanging="360"/>
+      </w:pPr>
+      <w:rPr>
+        <w:rFonts w:ascii="Wingdings" w:hAnsi="Wingdings" w:hint="default"/>
+        <w:sz w:val="20"/>
+      </w:rPr>
+    </w:lvl>
+    <w:lvl w:ilvl="5" w:tentative="1">
+      <w:start w:val="1"/>
+      <w:numFmt w:val="bullet"/>
+      <w:lvlText w:val=""/>
+      <w:lvlJc w:val="left"/>
+      <w:pPr>
+        <w:tabs>
+          <w:tab w:val="num" w:pos="4320"/>
+        </w:tabs>
+        <w:ind w:left="4320" w:hanging="360"/>
+      </w:pPr>
+      <w:rPr>
+        <w:rFonts w:ascii="Wingdings" w:hAnsi="Wingdings" w:hint="default"/>
+        <w:sz w:val="20"/>
+      </w:rPr>
+    </w:lvl>
+    <w:lvl w:ilvl="6" w:tentative="1">
+      <w:start w:val="1"/>
+      <w:numFmt w:val="bullet"/>
+      <w:lvlText w:val=""/>
+      <w:lvlJc w:val="left"/>
+      <w:pPr>
+        <w:tabs>
+          <w:tab w:val="num" w:pos="5040"/>
+        </w:tabs>
+        <w:ind w:left="5040" w:hanging="360"/>
+      </w:pPr>
+      <w:rPr>
+        <w:rFonts w:ascii="Wingdings" w:hAnsi="Wingdings" w:hint="default"/>
+        <w:sz w:val="20"/>
+      </w:rPr>
+    </w:lvl>
+    <w:lvl w:ilvl="7" w:tentative="1">
+      <w:start w:val="1"/>
+      <w:numFmt w:val="bullet"/>
+      <w:lvlText w:val=""/>
+      <w:lvlJc w:val="left"/>
+      <w:pPr>
+        <w:tabs>
+          <w:tab w:val="num" w:pos="5760"/>
+        </w:tabs>
+        <w:ind w:left="5760" w:hanging="360"/>
+      </w:pPr>
+      <w:rPr>
+        <w:rFonts w:ascii="Wingdings" w:hAnsi="Wingdings" w:hint="default"/>
+        <w:sz w:val="20"/>
+      </w:rPr>
+    </w:lvl>
+    <w:lvl w:ilvl="8" w:tentative="1">
+      <w:start w:val="1"/>
+      <w:numFmt w:val="bullet"/>
+      <w:lvlText w:val=""/>
+      <w:lvlJc w:val="left"/>
+      <w:pPr>
+        <w:tabs>
+          <w:tab w:val="num" w:pos="6480"/>
+        </w:tabs>
+        <w:ind w:left="6480" w:hanging="360"/>
+      </w:pPr>
+      <w:rPr>
+        <w:rFonts w:ascii="Wingdings" w:hAnsi="Wingdings" w:hint="default"/>
+        <w:sz w:val="20"/>
+      </w:rPr>
+    </w:lvl>
+  </w:abstractNum>
+  <w:abstractNum w:abstractNumId="11" w15:restartNumberingAfterBreak="0">
     <w:nsid w:val="34892947"/>
     <w:multiLevelType w:val="multilevel"/>
     <w:tmpl w:val="A81CC1E6"/>
@@ -2198,7 +2762,7 @@
       </w:rPr>
     </w:lvl>
   </w:abstractNum>
-  <w:abstractNum w:abstractNumId="4" w15:restartNumberingAfterBreak="0">
+  <w:abstractNum w:abstractNumId="12" w15:restartNumberingAfterBreak="0">
     <w:nsid w:val="40A12572"/>
     <w:multiLevelType w:val="multilevel"/>
     <w:tmpl w:val="6A1C540A"/>
@@ -2343,7 +2907,567 @@
       </w:rPr>
     </w:lvl>
   </w:abstractNum>
-  <w:abstractNum w:abstractNumId="5" w15:restartNumberingAfterBreak="0">
+  <w:abstractNum w:abstractNumId="13" w15:restartNumberingAfterBreak="0">
+    <w:nsid w:val="40D2766B"/>
+    <w:multiLevelType w:val="multilevel"/>
+    <w:tmpl w:val="761C9168"/>
+    <w:lvl w:ilvl="0">
+      <w:start w:val="1"/>
+      <w:numFmt w:val="bullet"/>
+      <w:lvlText w:val=""/>
+      <w:lvlJc w:val="left"/>
+      <w:pPr>
+        <w:tabs>
+          <w:tab w:val="num" w:pos="720"/>
+        </w:tabs>
+        <w:ind w:left="720" w:hanging="360"/>
+      </w:pPr>
+      <w:rPr>
+        <w:rFonts w:ascii="Symbol" w:hAnsi="Symbol" w:hint="default"/>
+        <w:sz w:val="20"/>
+      </w:rPr>
+    </w:lvl>
+    <w:lvl w:ilvl="1" w:tentative="1">
+      <w:start w:val="1"/>
+      <w:numFmt w:val="bullet"/>
+      <w:lvlText w:val="o"/>
+      <w:lvlJc w:val="left"/>
+      <w:pPr>
+        <w:tabs>
+          <w:tab w:val="num" w:pos="1440"/>
+        </w:tabs>
+        <w:ind w:left="1440" w:hanging="360"/>
+      </w:pPr>
+      <w:rPr>
+        <w:rFonts w:ascii="Courier New" w:hAnsi="Courier New" w:hint="default"/>
+        <w:sz w:val="20"/>
+      </w:rPr>
+    </w:lvl>
+    <w:lvl w:ilvl="2" w:tentative="1">
+      <w:start w:val="1"/>
+      <w:numFmt w:val="bullet"/>
+      <w:lvlText w:val=""/>
+      <w:lvlJc w:val="left"/>
+      <w:pPr>
+        <w:tabs>
+          <w:tab w:val="num" w:pos="2160"/>
+        </w:tabs>
+        <w:ind w:left="2160" w:hanging="360"/>
+      </w:pPr>
+      <w:rPr>
+        <w:rFonts w:ascii="Wingdings" w:hAnsi="Wingdings" w:hint="default"/>
+        <w:sz w:val="20"/>
+      </w:rPr>
+    </w:lvl>
+    <w:lvl w:ilvl="3" w:tentative="1">
+      <w:start w:val="1"/>
+      <w:numFmt w:val="bullet"/>
+      <w:lvlText w:val=""/>
+      <w:lvlJc w:val="left"/>
+      <w:pPr>
+        <w:tabs>
+          <w:tab w:val="num" w:pos="2880"/>
+        </w:tabs>
+        <w:ind w:left="2880" w:hanging="360"/>
+      </w:pPr>
+      <w:rPr>
+        <w:rFonts w:ascii="Wingdings" w:hAnsi="Wingdings" w:hint="default"/>
+        <w:sz w:val="20"/>
+      </w:rPr>
+    </w:lvl>
+    <w:lvl w:ilvl="4" w:tentative="1">
+      <w:start w:val="1"/>
+      <w:numFmt w:val="bullet"/>
+      <w:lvlText w:val=""/>
+      <w:lvlJc w:val="left"/>
+      <w:pPr>
+        <w:tabs>
+          <w:tab w:val="num" w:pos="3600"/>
+        </w:tabs>
+        <w:ind w:left="3600" w:hanging="360"/>
+      </w:pPr>
+      <w:rPr>
+        <w:rFonts w:ascii="Wingdings" w:hAnsi="Wingdings" w:hint="default"/>
+        <w:sz w:val="20"/>
+      </w:rPr>
+    </w:lvl>
+    <w:lvl w:ilvl="5" w:tentative="1">
+      <w:start w:val="1"/>
+      <w:numFmt w:val="bullet"/>
+      <w:lvlText w:val=""/>
+      <w:lvlJc w:val="left"/>
+      <w:pPr>
+        <w:tabs>
+          <w:tab w:val="num" w:pos="4320"/>
+        </w:tabs>
+        <w:ind w:left="4320" w:hanging="360"/>
+      </w:pPr>
+      <w:rPr>
+        <w:rFonts w:ascii="Wingdings" w:hAnsi="Wingdings" w:hint="default"/>
+        <w:sz w:val="20"/>
+      </w:rPr>
+    </w:lvl>
+    <w:lvl w:ilvl="6" w:tentative="1">
+      <w:start w:val="1"/>
+      <w:numFmt w:val="bullet"/>
+      <w:lvlText w:val=""/>
+      <w:lvlJc w:val="left"/>
+      <w:pPr>
+        <w:tabs>
+          <w:tab w:val="num" w:pos="5040"/>
+        </w:tabs>
+        <w:ind w:left="5040" w:hanging="360"/>
+      </w:pPr>
+      <w:rPr>
+        <w:rFonts w:ascii="Wingdings" w:hAnsi="Wingdings" w:hint="default"/>
+        <w:sz w:val="20"/>
+      </w:rPr>
+    </w:lvl>
+    <w:lvl w:ilvl="7" w:tentative="1">
+      <w:start w:val="1"/>
+      <w:numFmt w:val="bullet"/>
+      <w:lvlText w:val=""/>
+      <w:lvlJc w:val="left"/>
+      <w:pPr>
+        <w:tabs>
+          <w:tab w:val="num" w:pos="5760"/>
+        </w:tabs>
+        <w:ind w:left="5760" w:hanging="360"/>
+      </w:pPr>
+      <w:rPr>
+        <w:rFonts w:ascii="Wingdings" w:hAnsi="Wingdings" w:hint="default"/>
+        <w:sz w:val="20"/>
+      </w:rPr>
+    </w:lvl>
+    <w:lvl w:ilvl="8" w:tentative="1">
+      <w:start w:val="1"/>
+      <w:numFmt w:val="bullet"/>
+      <w:lvlText w:val=""/>
+      <w:lvlJc w:val="left"/>
+      <w:pPr>
+        <w:tabs>
+          <w:tab w:val="num" w:pos="6480"/>
+        </w:tabs>
+        <w:ind w:left="6480" w:hanging="360"/>
+      </w:pPr>
+      <w:rPr>
+        <w:rFonts w:ascii="Wingdings" w:hAnsi="Wingdings" w:hint="default"/>
+        <w:sz w:val="20"/>
+      </w:rPr>
+    </w:lvl>
+  </w:abstractNum>
+  <w:abstractNum w:abstractNumId="14" w15:restartNumberingAfterBreak="0">
+    <w:nsid w:val="41FF0B21"/>
+    <w:multiLevelType w:val="multilevel"/>
+    <w:tmpl w:val="28E8A9B0"/>
+    <w:lvl w:ilvl="0">
+      <w:start w:val="1"/>
+      <w:numFmt w:val="bullet"/>
+      <w:lvlText w:val=""/>
+      <w:lvlJc w:val="left"/>
+      <w:pPr>
+        <w:tabs>
+          <w:tab w:val="num" w:pos="720"/>
+        </w:tabs>
+        <w:ind w:left="720" w:hanging="360"/>
+      </w:pPr>
+      <w:rPr>
+        <w:rFonts w:ascii="Symbol" w:hAnsi="Symbol" w:hint="default"/>
+        <w:sz w:val="20"/>
+      </w:rPr>
+    </w:lvl>
+    <w:lvl w:ilvl="1" w:tentative="1">
+      <w:start w:val="1"/>
+      <w:numFmt w:val="bullet"/>
+      <w:lvlText w:val="o"/>
+      <w:lvlJc w:val="left"/>
+      <w:pPr>
+        <w:tabs>
+          <w:tab w:val="num" w:pos="1440"/>
+        </w:tabs>
+        <w:ind w:left="1440" w:hanging="360"/>
+      </w:pPr>
+      <w:rPr>
+        <w:rFonts w:ascii="Courier New" w:hAnsi="Courier New" w:hint="default"/>
+        <w:sz w:val="20"/>
+      </w:rPr>
+    </w:lvl>
+    <w:lvl w:ilvl="2" w:tentative="1">
+      <w:start w:val="1"/>
+      <w:numFmt w:val="bullet"/>
+      <w:lvlText w:val=""/>
+      <w:lvlJc w:val="left"/>
+      <w:pPr>
+        <w:tabs>
+          <w:tab w:val="num" w:pos="2160"/>
+        </w:tabs>
+        <w:ind w:left="2160" w:hanging="360"/>
+      </w:pPr>
+      <w:rPr>
+        <w:rFonts w:ascii="Wingdings" w:hAnsi="Wingdings" w:hint="default"/>
+        <w:sz w:val="20"/>
+      </w:rPr>
+    </w:lvl>
+    <w:lvl w:ilvl="3" w:tentative="1">
+      <w:start w:val="1"/>
+      <w:numFmt w:val="bullet"/>
+      <w:lvlText w:val=""/>
+      <w:lvlJc w:val="left"/>
+      <w:pPr>
+        <w:tabs>
+          <w:tab w:val="num" w:pos="2880"/>
+        </w:tabs>
+        <w:ind w:left="2880" w:hanging="360"/>
+      </w:pPr>
+      <w:rPr>
+        <w:rFonts w:ascii="Wingdings" w:hAnsi="Wingdings" w:hint="default"/>
+        <w:sz w:val="20"/>
+      </w:rPr>
+    </w:lvl>
+    <w:lvl w:ilvl="4" w:tentative="1">
+      <w:start w:val="1"/>
+      <w:numFmt w:val="bullet"/>
+      <w:lvlText w:val=""/>
+      <w:lvlJc w:val="left"/>
+      <w:pPr>
+        <w:tabs>
+          <w:tab w:val="num" w:pos="3600"/>
+        </w:tabs>
+        <w:ind w:left="3600" w:hanging="360"/>
+      </w:pPr>
+      <w:rPr>
+        <w:rFonts w:ascii="Wingdings" w:hAnsi="Wingdings" w:hint="default"/>
+        <w:sz w:val="20"/>
+      </w:rPr>
+    </w:lvl>
+    <w:lvl w:ilvl="5" w:tentative="1">
+      <w:start w:val="1"/>
+      <w:numFmt w:val="bullet"/>
+      <w:lvlText w:val=""/>
+      <w:lvlJc w:val="left"/>
+      <w:pPr>
+        <w:tabs>
+          <w:tab w:val="num" w:pos="4320"/>
+        </w:tabs>
+        <w:ind w:left="4320" w:hanging="360"/>
+      </w:pPr>
+      <w:rPr>
+        <w:rFonts w:ascii="Wingdings" w:hAnsi="Wingdings" w:hint="default"/>
+        <w:sz w:val="20"/>
+      </w:rPr>
+    </w:lvl>
+    <w:lvl w:ilvl="6" w:tentative="1">
+      <w:start w:val="1"/>
+      <w:numFmt w:val="bullet"/>
+      <w:lvlText w:val=""/>
+      <w:lvlJc w:val="left"/>
+      <w:pPr>
+        <w:tabs>
+          <w:tab w:val="num" w:pos="5040"/>
+        </w:tabs>
+        <w:ind w:left="5040" w:hanging="360"/>
+      </w:pPr>
+      <w:rPr>
+        <w:rFonts w:ascii="Wingdings" w:hAnsi="Wingdings" w:hint="default"/>
+        <w:sz w:val="20"/>
+      </w:rPr>
+    </w:lvl>
+    <w:lvl w:ilvl="7" w:tentative="1">
+      <w:start w:val="1"/>
+      <w:numFmt w:val="bullet"/>
+      <w:lvlText w:val=""/>
+      <w:lvlJc w:val="left"/>
+      <w:pPr>
+        <w:tabs>
+          <w:tab w:val="num" w:pos="5760"/>
+        </w:tabs>
+        <w:ind w:left="5760" w:hanging="360"/>
+      </w:pPr>
+      <w:rPr>
+        <w:rFonts w:ascii="Wingdings" w:hAnsi="Wingdings" w:hint="default"/>
+        <w:sz w:val="20"/>
+      </w:rPr>
+    </w:lvl>
+    <w:lvl w:ilvl="8" w:tentative="1">
+      <w:start w:val="1"/>
+      <w:numFmt w:val="bullet"/>
+      <w:lvlText w:val=""/>
+      <w:lvlJc w:val="left"/>
+      <w:pPr>
+        <w:tabs>
+          <w:tab w:val="num" w:pos="6480"/>
+        </w:tabs>
+        <w:ind w:left="6480" w:hanging="360"/>
+      </w:pPr>
+      <w:rPr>
+        <w:rFonts w:ascii="Wingdings" w:hAnsi="Wingdings" w:hint="default"/>
+        <w:sz w:val="20"/>
+      </w:rPr>
+    </w:lvl>
+  </w:abstractNum>
+  <w:abstractNum w:abstractNumId="15" w15:restartNumberingAfterBreak="0">
+    <w:nsid w:val="50F0407E"/>
+    <w:multiLevelType w:val="multilevel"/>
+    <w:tmpl w:val="D40C82C6"/>
+    <w:lvl w:ilvl="0">
+      <w:start w:val="1"/>
+      <w:numFmt w:val="decimal"/>
+      <w:lvlText w:val="%1."/>
+      <w:lvlJc w:val="left"/>
+      <w:pPr>
+        <w:tabs>
+          <w:tab w:val="num" w:pos="720"/>
+        </w:tabs>
+        <w:ind w:left="720" w:hanging="360"/>
+      </w:pPr>
+    </w:lvl>
+    <w:lvl w:ilvl="1" w:tentative="1">
+      <w:start w:val="1"/>
+      <w:numFmt w:val="decimal"/>
+      <w:lvlText w:val="%2."/>
+      <w:lvlJc w:val="left"/>
+      <w:pPr>
+        <w:tabs>
+          <w:tab w:val="num" w:pos="1440"/>
+        </w:tabs>
+        <w:ind w:left="1440" w:hanging="360"/>
+      </w:pPr>
+    </w:lvl>
+    <w:lvl w:ilvl="2" w:tentative="1">
+      <w:start w:val="1"/>
+      <w:numFmt w:val="decimal"/>
+      <w:lvlText w:val="%3."/>
+      <w:lvlJc w:val="left"/>
+      <w:pPr>
+        <w:tabs>
+          <w:tab w:val="num" w:pos="2160"/>
+        </w:tabs>
+        <w:ind w:left="2160" w:hanging="360"/>
+      </w:pPr>
+    </w:lvl>
+    <w:lvl w:ilvl="3" w:tentative="1">
+      <w:start w:val="1"/>
+      <w:numFmt w:val="decimal"/>
+      <w:lvlText w:val="%4."/>
+      <w:lvlJc w:val="left"/>
+      <w:pPr>
+        <w:tabs>
+          <w:tab w:val="num" w:pos="2880"/>
+        </w:tabs>
+        <w:ind w:left="2880" w:hanging="360"/>
+      </w:pPr>
+    </w:lvl>
+    <w:lvl w:ilvl="4" w:tentative="1">
+      <w:start w:val="1"/>
+      <w:numFmt w:val="decimal"/>
+      <w:lvlText w:val="%5."/>
+      <w:lvlJc w:val="left"/>
+      <w:pPr>
+        <w:tabs>
+          <w:tab w:val="num" w:pos="3600"/>
+        </w:tabs>
+        <w:ind w:left="3600" w:hanging="360"/>
+      </w:pPr>
+    </w:lvl>
+    <w:lvl w:ilvl="5" w:tentative="1">
+      <w:start w:val="1"/>
+      <w:numFmt w:val="decimal"/>
+      <w:lvlText w:val="%6."/>
+      <w:lvlJc w:val="left"/>
+      <w:pPr>
+        <w:tabs>
+          <w:tab w:val="num" w:pos="4320"/>
+        </w:tabs>
+        <w:ind w:left="4320" w:hanging="360"/>
+      </w:pPr>
+    </w:lvl>
+    <w:lvl w:ilvl="6" w:tentative="1">
+      <w:start w:val="1"/>
+      <w:numFmt w:val="decimal"/>
+      <w:lvlText w:val="%7."/>
+      <w:lvlJc w:val="left"/>
+      <w:pPr>
+        <w:tabs>
+          <w:tab w:val="num" w:pos="5040"/>
+        </w:tabs>
+        <w:ind w:left="5040" w:hanging="360"/>
+      </w:pPr>
+    </w:lvl>
+    <w:lvl w:ilvl="7" w:tentative="1">
+      <w:start w:val="1"/>
+      <w:numFmt w:val="decimal"/>
+      <w:lvlText w:val="%8."/>
+      <w:lvlJc w:val="left"/>
+      <w:pPr>
+        <w:tabs>
+          <w:tab w:val="num" w:pos="5760"/>
+        </w:tabs>
+        <w:ind w:left="5760" w:hanging="360"/>
+      </w:pPr>
+    </w:lvl>
+    <w:lvl w:ilvl="8" w:tentative="1">
+      <w:start w:val="1"/>
+      <w:numFmt w:val="decimal"/>
+      <w:lvlText w:val="%9."/>
+      <w:lvlJc w:val="left"/>
+      <w:pPr>
+        <w:tabs>
+          <w:tab w:val="num" w:pos="6480"/>
+        </w:tabs>
+        <w:ind w:left="6480" w:hanging="360"/>
+      </w:pPr>
+    </w:lvl>
+  </w:abstractNum>
+  <w:abstractNum w:abstractNumId="16" w15:restartNumberingAfterBreak="0">
+    <w:nsid w:val="53AA573D"/>
+    <w:multiLevelType w:val="multilevel"/>
+    <w:tmpl w:val="21DA01BE"/>
+    <w:lvl w:ilvl="0">
+      <w:start w:val="1"/>
+      <w:numFmt w:val="bullet"/>
+      <w:lvlText w:val=""/>
+      <w:lvlJc w:val="left"/>
+      <w:pPr>
+        <w:tabs>
+          <w:tab w:val="num" w:pos="720"/>
+        </w:tabs>
+        <w:ind w:left="720" w:hanging="360"/>
+      </w:pPr>
+      <w:rPr>
+        <w:rFonts w:ascii="Symbol" w:hAnsi="Symbol" w:hint="default"/>
+        <w:sz w:val="20"/>
+      </w:rPr>
+    </w:lvl>
+    <w:lvl w:ilvl="1">
+      <w:start w:val="1"/>
+      <w:numFmt w:val="bullet"/>
+      <w:lvlText w:val="o"/>
+      <w:lvlJc w:val="left"/>
+      <w:pPr>
+        <w:tabs>
+          <w:tab w:val="num" w:pos="1440"/>
+        </w:tabs>
+        <w:ind w:left="1440" w:hanging="360"/>
+      </w:pPr>
+      <w:rPr>
+        <w:rFonts w:ascii="Courier New" w:hAnsi="Courier New" w:hint="default"/>
+        <w:sz w:val="20"/>
+      </w:rPr>
+    </w:lvl>
+    <w:lvl w:ilvl="2" w:tentative="1">
+      <w:start w:val="1"/>
+      <w:numFmt w:val="bullet"/>
+      <w:lvlText w:val=""/>
+      <w:lvlJc w:val="left"/>
+      <w:pPr>
+        <w:tabs>
+          <w:tab w:val="num" w:pos="2160"/>
+        </w:tabs>
+        <w:ind w:left="2160" w:hanging="360"/>
+      </w:pPr>
+      <w:rPr>
+        <w:rFonts w:ascii="Wingdings" w:hAnsi="Wingdings" w:hint="default"/>
+        <w:sz w:val="20"/>
+      </w:rPr>
+    </w:lvl>
+    <w:lvl w:ilvl="3" w:tentative="1">
+      <w:start w:val="1"/>
+      <w:numFmt w:val="bullet"/>
+      <w:lvlText w:val=""/>
+      <w:lvlJc w:val="left"/>
+      <w:pPr>
+        <w:tabs>
+          <w:tab w:val="num" w:pos="2880"/>
+        </w:tabs>
+        <w:ind w:left="2880" w:hanging="360"/>
+      </w:pPr>
+      <w:rPr>
+        <w:rFonts w:ascii="Wingdings" w:hAnsi="Wingdings" w:hint="default"/>
+        <w:sz w:val="20"/>
+      </w:rPr>
+    </w:lvl>
+    <w:lvl w:ilvl="4" w:tentative="1">
+      <w:start w:val="1"/>
+      <w:numFmt w:val="bullet"/>
+      <w:lvlText w:val=""/>
+      <w:lvlJc w:val="left"/>
+      <w:pPr>
+        <w:tabs>
+          <w:tab w:val="num" w:pos="3600"/>
+        </w:tabs>
+        <w:ind w:left="3600" w:hanging="360"/>
+      </w:pPr>
+      <w:rPr>
+        <w:rFonts w:ascii="Wingdings" w:hAnsi="Wingdings" w:hint="default"/>
+        <w:sz w:val="20"/>
+      </w:rPr>
+    </w:lvl>
+    <w:lvl w:ilvl="5" w:tentative="1">
+      <w:start w:val="1"/>
+      <w:numFmt w:val="bullet"/>
+      <w:lvlText w:val=""/>
+      <w:lvlJc w:val="left"/>
+      <w:pPr>
+        <w:tabs>
+          <w:tab w:val="num" w:pos="4320"/>
+        </w:tabs>
+        <w:ind w:left="4320" w:hanging="360"/>
+      </w:pPr>
+      <w:rPr>
+        <w:rFonts w:ascii="Wingdings" w:hAnsi="Wingdings" w:hint="default"/>
+        <w:sz w:val="20"/>
+      </w:rPr>
+    </w:lvl>
+    <w:lvl w:ilvl="6" w:tentative="1">
+      <w:start w:val="1"/>
+      <w:numFmt w:val="bullet"/>
+      <w:lvlText w:val=""/>
+      <w:lvlJc w:val="left"/>
+      <w:pPr>
+        <w:tabs>
+          <w:tab w:val="num" w:pos="5040"/>
+        </w:tabs>
+        <w:ind w:left="5040" w:hanging="360"/>
+      </w:pPr>
+      <w:rPr>
+        <w:rFonts w:ascii="Wingdings" w:hAnsi="Wingdings" w:hint="default"/>
+        <w:sz w:val="20"/>
+      </w:rPr>
+    </w:lvl>
+    <w:lvl w:ilvl="7" w:tentative="1">
+      <w:start w:val="1"/>
+      <w:numFmt w:val="bullet"/>
+      <w:lvlText w:val=""/>
+      <w:lvlJc w:val="left"/>
+      <w:pPr>
+        <w:tabs>
+          <w:tab w:val="num" w:pos="5760"/>
+        </w:tabs>
+        <w:ind w:left="5760" w:hanging="360"/>
+      </w:pPr>
+      <w:rPr>
+        <w:rFonts w:ascii="Wingdings" w:hAnsi="Wingdings" w:hint="default"/>
+        <w:sz w:val="20"/>
+      </w:rPr>
+    </w:lvl>
+    <w:lvl w:ilvl="8" w:tentative="1">
+      <w:start w:val="1"/>
+      <w:numFmt w:val="bullet"/>
+      <w:lvlText w:val=""/>
+      <w:lvlJc w:val="left"/>
+      <w:pPr>
+        <w:tabs>
+          <w:tab w:val="num" w:pos="6480"/>
+        </w:tabs>
+        <w:ind w:left="6480" w:hanging="360"/>
+      </w:pPr>
+      <w:rPr>
+        <w:rFonts w:ascii="Wingdings" w:hAnsi="Wingdings" w:hint="default"/>
+        <w:sz w:val="20"/>
+      </w:rPr>
+    </w:lvl>
+  </w:abstractNum>
+  <w:abstractNum w:abstractNumId="17" w15:restartNumberingAfterBreak="0">
     <w:nsid w:val="594442B3"/>
     <w:multiLevelType w:val="multilevel"/>
     <w:tmpl w:val="20F23868"/>
@@ -2492,7 +3616,269 @@
       </w:rPr>
     </w:lvl>
   </w:abstractNum>
-  <w:abstractNum w:abstractNumId="6" w15:restartNumberingAfterBreak="0">
+  <w:abstractNum w:abstractNumId="18" w15:restartNumberingAfterBreak="0">
+    <w:nsid w:val="603F2544"/>
+    <w:multiLevelType w:val="multilevel"/>
+    <w:tmpl w:val="D3F4D6E8"/>
+    <w:lvl w:ilvl="0">
+      <w:start w:val="1"/>
+      <w:numFmt w:val="decimal"/>
+      <w:lvlText w:val="%1."/>
+      <w:lvlJc w:val="left"/>
+      <w:pPr>
+        <w:tabs>
+          <w:tab w:val="num" w:pos="720"/>
+        </w:tabs>
+        <w:ind w:left="720" w:hanging="360"/>
+      </w:pPr>
+    </w:lvl>
+    <w:lvl w:ilvl="1" w:tentative="1">
+      <w:start w:val="1"/>
+      <w:numFmt w:val="decimal"/>
+      <w:lvlText w:val="%2."/>
+      <w:lvlJc w:val="left"/>
+      <w:pPr>
+        <w:tabs>
+          <w:tab w:val="num" w:pos="1440"/>
+        </w:tabs>
+        <w:ind w:left="1440" w:hanging="360"/>
+      </w:pPr>
+    </w:lvl>
+    <w:lvl w:ilvl="2" w:tentative="1">
+      <w:start w:val="1"/>
+      <w:numFmt w:val="decimal"/>
+      <w:lvlText w:val="%3."/>
+      <w:lvlJc w:val="left"/>
+      <w:pPr>
+        <w:tabs>
+          <w:tab w:val="num" w:pos="2160"/>
+        </w:tabs>
+        <w:ind w:left="2160" w:hanging="360"/>
+      </w:pPr>
+    </w:lvl>
+    <w:lvl w:ilvl="3" w:tentative="1">
+      <w:start w:val="1"/>
+      <w:numFmt w:val="decimal"/>
+      <w:lvlText w:val="%4."/>
+      <w:lvlJc w:val="left"/>
+      <w:pPr>
+        <w:tabs>
+          <w:tab w:val="num" w:pos="2880"/>
+        </w:tabs>
+        <w:ind w:left="2880" w:hanging="360"/>
+      </w:pPr>
+    </w:lvl>
+    <w:lvl w:ilvl="4" w:tentative="1">
+      <w:start w:val="1"/>
+      <w:numFmt w:val="decimal"/>
+      <w:lvlText w:val="%5."/>
+      <w:lvlJc w:val="left"/>
+      <w:pPr>
+        <w:tabs>
+          <w:tab w:val="num" w:pos="3600"/>
+        </w:tabs>
+        <w:ind w:left="3600" w:hanging="360"/>
+      </w:pPr>
+    </w:lvl>
+    <w:lvl w:ilvl="5" w:tentative="1">
+      <w:start w:val="1"/>
+      <w:numFmt w:val="decimal"/>
+      <w:lvlText w:val="%6."/>
+      <w:lvlJc w:val="left"/>
+      <w:pPr>
+        <w:tabs>
+          <w:tab w:val="num" w:pos="4320"/>
+        </w:tabs>
+        <w:ind w:left="4320" w:hanging="360"/>
+      </w:pPr>
+    </w:lvl>
+    <w:lvl w:ilvl="6" w:tentative="1">
+      <w:start w:val="1"/>
+      <w:numFmt w:val="decimal"/>
+      <w:lvlText w:val="%7."/>
+      <w:lvlJc w:val="left"/>
+      <w:pPr>
+        <w:tabs>
+          <w:tab w:val="num" w:pos="5040"/>
+        </w:tabs>
+        <w:ind w:left="5040" w:hanging="360"/>
+      </w:pPr>
+    </w:lvl>
+    <w:lvl w:ilvl="7" w:tentative="1">
+      <w:start w:val="1"/>
+      <w:numFmt w:val="decimal"/>
+      <w:lvlText w:val="%8."/>
+      <w:lvlJc w:val="left"/>
+      <w:pPr>
+        <w:tabs>
+          <w:tab w:val="num" w:pos="5760"/>
+        </w:tabs>
+        <w:ind w:left="5760" w:hanging="360"/>
+      </w:pPr>
+    </w:lvl>
+    <w:lvl w:ilvl="8" w:tentative="1">
+      <w:start w:val="1"/>
+      <w:numFmt w:val="decimal"/>
+      <w:lvlText w:val="%9."/>
+      <w:lvlJc w:val="left"/>
+      <w:pPr>
+        <w:tabs>
+          <w:tab w:val="num" w:pos="6480"/>
+        </w:tabs>
+        <w:ind w:left="6480" w:hanging="360"/>
+      </w:pPr>
+    </w:lvl>
+  </w:abstractNum>
+  <w:abstractNum w:abstractNumId="19" w15:restartNumberingAfterBreak="0">
+    <w:nsid w:val="627276A7"/>
+    <w:multiLevelType w:val="multilevel"/>
+    <w:tmpl w:val="4C2231AE"/>
+    <w:lvl w:ilvl="0">
+      <w:start w:val="1"/>
+      <w:numFmt w:val="bullet"/>
+      <w:lvlText w:val=""/>
+      <w:lvlJc w:val="left"/>
+      <w:pPr>
+        <w:tabs>
+          <w:tab w:val="num" w:pos="720"/>
+        </w:tabs>
+        <w:ind w:left="720" w:hanging="360"/>
+      </w:pPr>
+      <w:rPr>
+        <w:rFonts w:ascii="Symbol" w:hAnsi="Symbol" w:hint="default"/>
+        <w:sz w:val="20"/>
+      </w:rPr>
+    </w:lvl>
+    <w:lvl w:ilvl="1" w:tentative="1">
+      <w:start w:val="1"/>
+      <w:numFmt w:val="bullet"/>
+      <w:lvlText w:val="o"/>
+      <w:lvlJc w:val="left"/>
+      <w:pPr>
+        <w:tabs>
+          <w:tab w:val="num" w:pos="1440"/>
+        </w:tabs>
+        <w:ind w:left="1440" w:hanging="360"/>
+      </w:pPr>
+      <w:rPr>
+        <w:rFonts w:ascii="Courier New" w:hAnsi="Courier New" w:hint="default"/>
+        <w:sz w:val="20"/>
+      </w:rPr>
+    </w:lvl>
+    <w:lvl w:ilvl="2" w:tentative="1">
+      <w:start w:val="1"/>
+      <w:numFmt w:val="bullet"/>
+      <w:lvlText w:val=""/>
+      <w:lvlJc w:val="left"/>
+      <w:pPr>
+        <w:tabs>
+          <w:tab w:val="num" w:pos="2160"/>
+        </w:tabs>
+        <w:ind w:left="2160" w:hanging="360"/>
+      </w:pPr>
+      <w:rPr>
+        <w:rFonts w:ascii="Wingdings" w:hAnsi="Wingdings" w:hint="default"/>
+        <w:sz w:val="20"/>
+      </w:rPr>
+    </w:lvl>
+    <w:lvl w:ilvl="3" w:tentative="1">
+      <w:start w:val="1"/>
+      <w:numFmt w:val="bullet"/>
+      <w:lvlText w:val=""/>
+      <w:lvlJc w:val="left"/>
+      <w:pPr>
+        <w:tabs>
+          <w:tab w:val="num" w:pos="2880"/>
+        </w:tabs>
+        <w:ind w:left="2880" w:hanging="360"/>
+      </w:pPr>
+      <w:rPr>
+        <w:rFonts w:ascii="Wingdings" w:hAnsi="Wingdings" w:hint="default"/>
+        <w:sz w:val="20"/>
+      </w:rPr>
+    </w:lvl>
+    <w:lvl w:ilvl="4" w:tentative="1">
+      <w:start w:val="1"/>
+      <w:numFmt w:val="bullet"/>
+      <w:lvlText w:val=""/>
+      <w:lvlJc w:val="left"/>
+      <w:pPr>
+        <w:tabs>
+          <w:tab w:val="num" w:pos="3600"/>
+        </w:tabs>
+        <w:ind w:left="3600" w:hanging="360"/>
+      </w:pPr>
+      <w:rPr>
+        <w:rFonts w:ascii="Wingdings" w:hAnsi="Wingdings" w:hint="default"/>
+        <w:sz w:val="20"/>
+      </w:rPr>
+    </w:lvl>
+    <w:lvl w:ilvl="5" w:tentative="1">
+      <w:start w:val="1"/>
+      <w:numFmt w:val="bullet"/>
+      <w:lvlText w:val=""/>
+      <w:lvlJc w:val="left"/>
+      <w:pPr>
+        <w:tabs>
+          <w:tab w:val="num" w:pos="4320"/>
+        </w:tabs>
+        <w:ind w:left="4320" w:hanging="360"/>
+      </w:pPr>
+      <w:rPr>
+        <w:rFonts w:ascii="Wingdings" w:hAnsi="Wingdings" w:hint="default"/>
+        <w:sz w:val="20"/>
+      </w:rPr>
+    </w:lvl>
+    <w:lvl w:ilvl="6" w:tentative="1">
+      <w:start w:val="1"/>
+      <w:numFmt w:val="bullet"/>
+      <w:lvlText w:val=""/>
+      <w:lvlJc w:val="left"/>
+      <w:pPr>
+        <w:tabs>
+          <w:tab w:val="num" w:pos="5040"/>
+        </w:tabs>
+        <w:ind w:left="5040" w:hanging="360"/>
+      </w:pPr>
+      <w:rPr>
+        <w:rFonts w:ascii="Wingdings" w:hAnsi="Wingdings" w:hint="default"/>
+        <w:sz w:val="20"/>
+      </w:rPr>
+    </w:lvl>
+    <w:lvl w:ilvl="7" w:tentative="1">
+      <w:start w:val="1"/>
+      <w:numFmt w:val="bullet"/>
+      <w:lvlText w:val=""/>
+      <w:lvlJc w:val="left"/>
+      <w:pPr>
+        <w:tabs>
+          <w:tab w:val="num" w:pos="5760"/>
+        </w:tabs>
+        <w:ind w:left="5760" w:hanging="360"/>
+      </w:pPr>
+      <w:rPr>
+        <w:rFonts w:ascii="Wingdings" w:hAnsi="Wingdings" w:hint="default"/>
+        <w:sz w:val="20"/>
+      </w:rPr>
+    </w:lvl>
+    <w:lvl w:ilvl="8" w:tentative="1">
+      <w:start w:val="1"/>
+      <w:numFmt w:val="bullet"/>
+      <w:lvlText w:val=""/>
+      <w:lvlJc w:val="left"/>
+      <w:pPr>
+        <w:tabs>
+          <w:tab w:val="num" w:pos="6480"/>
+        </w:tabs>
+        <w:ind w:left="6480" w:hanging="360"/>
+      </w:pPr>
+      <w:rPr>
+        <w:rFonts w:ascii="Wingdings" w:hAnsi="Wingdings" w:hint="default"/>
+        <w:sz w:val="20"/>
+      </w:rPr>
+    </w:lvl>
+  </w:abstractNum>
+  <w:abstractNum w:abstractNumId="20" w15:restartNumberingAfterBreak="0">
     <w:nsid w:val="70FC49FC"/>
     <w:multiLevelType w:val="multilevel"/>
     <w:tmpl w:val="368CEFB0"/>
@@ -2605,7 +3991,156 @@
       </w:pPr>
     </w:lvl>
   </w:abstractNum>
-  <w:abstractNum w:abstractNumId="7" w15:restartNumberingAfterBreak="0">
+  <w:abstractNum w:abstractNumId="21" w15:restartNumberingAfterBreak="0">
+    <w:nsid w:val="725B6D84"/>
+    <w:multiLevelType w:val="multilevel"/>
+    <w:tmpl w:val="3C2CEE14"/>
+    <w:lvl w:ilvl="0">
+      <w:start w:val="1"/>
+      <w:numFmt w:val="bullet"/>
+      <w:lvlText w:val=""/>
+      <w:lvlJc w:val="left"/>
+      <w:pPr>
+        <w:tabs>
+          <w:tab w:val="num" w:pos="720"/>
+        </w:tabs>
+        <w:ind w:left="720" w:hanging="360"/>
+      </w:pPr>
+      <w:rPr>
+        <w:rFonts w:ascii="Symbol" w:hAnsi="Symbol" w:hint="default"/>
+        <w:sz w:val="20"/>
+      </w:rPr>
+    </w:lvl>
+    <w:lvl w:ilvl="1" w:tentative="1">
+      <w:start w:val="1"/>
+      <w:numFmt w:val="bullet"/>
+      <w:lvlText w:val="o"/>
+      <w:lvlJc w:val="left"/>
+      <w:pPr>
+        <w:tabs>
+          <w:tab w:val="num" w:pos="1440"/>
+        </w:tabs>
+        <w:ind w:left="1440" w:hanging="360"/>
+      </w:pPr>
+      <w:rPr>
+        <w:rFonts w:ascii="Courier New" w:hAnsi="Courier New" w:hint="default"/>
+        <w:sz w:val="20"/>
+      </w:rPr>
+    </w:lvl>
+    <w:lvl w:ilvl="2" w:tentative="1">
+      <w:start w:val="1"/>
+      <w:numFmt w:val="bullet"/>
+      <w:lvlText w:val=""/>
+      <w:lvlJc w:val="left"/>
+      <w:pPr>
+        <w:tabs>
+          <w:tab w:val="num" w:pos="2160"/>
+        </w:tabs>
+        <w:ind w:left="2160" w:hanging="360"/>
+      </w:pPr>
+      <w:rPr>
+        <w:rFonts w:ascii="Wingdings" w:hAnsi="Wingdings" w:hint="default"/>
+        <w:sz w:val="20"/>
+      </w:rPr>
+    </w:lvl>
+    <w:lvl w:ilvl="3" w:tentative="1">
+      <w:start w:val="1"/>
+      <w:numFmt w:val="bullet"/>
+      <w:lvlText w:val=""/>
+      <w:lvlJc w:val="left"/>
+      <w:pPr>
+        <w:tabs>
+          <w:tab w:val="num" w:pos="2880"/>
+        </w:tabs>
+        <w:ind w:left="2880" w:hanging="360"/>
+      </w:pPr>
+      <w:rPr>
+        <w:rFonts w:ascii="Wingdings" w:hAnsi="Wingdings" w:hint="default"/>
+        <w:sz w:val="20"/>
+      </w:rPr>
+    </w:lvl>
+    <w:lvl w:ilvl="4" w:tentative="1">
+      <w:start w:val="1"/>
+      <w:numFmt w:val="bullet"/>
+      <w:lvlText w:val=""/>
+      <w:lvlJc w:val="left"/>
+      <w:pPr>
+        <w:tabs>
+          <w:tab w:val="num" w:pos="3600"/>
+        </w:tabs>
+        <w:ind w:left="3600" w:hanging="360"/>
+      </w:pPr>
+      <w:rPr>
+        <w:rFonts w:ascii="Wingdings" w:hAnsi="Wingdings" w:hint="default"/>
+        <w:sz w:val="20"/>
+      </w:rPr>
+    </w:lvl>
+    <w:lvl w:ilvl="5" w:tentative="1">
+      <w:start w:val="1"/>
+      <w:numFmt w:val="bullet"/>
+      <w:lvlText w:val=""/>
+      <w:lvlJc w:val="left"/>
+      <w:pPr>
+        <w:tabs>
+          <w:tab w:val="num" w:pos="4320"/>
+        </w:tabs>
+        <w:ind w:left="4320" w:hanging="360"/>
+      </w:pPr>
+      <w:rPr>
+        <w:rFonts w:ascii="Wingdings" w:hAnsi="Wingdings" w:hint="default"/>
+        <w:sz w:val="20"/>
+      </w:rPr>
+    </w:lvl>
+    <w:lvl w:ilvl="6" w:tentative="1">
+      <w:start w:val="1"/>
+      <w:numFmt w:val="bullet"/>
+      <w:lvlText w:val=""/>
+      <w:lvlJc w:val="left"/>
+      <w:pPr>
+        <w:tabs>
+          <w:tab w:val="num" w:pos="5040"/>
+        </w:tabs>
+        <w:ind w:left="5040" w:hanging="360"/>
+      </w:pPr>
+      <w:rPr>
+        <w:rFonts w:ascii="Wingdings" w:hAnsi="Wingdings" w:hint="default"/>
+        <w:sz w:val="20"/>
+      </w:rPr>
+    </w:lvl>
+    <w:lvl w:ilvl="7" w:tentative="1">
+      <w:start w:val="1"/>
+      <w:numFmt w:val="bullet"/>
+      <w:lvlText w:val=""/>
+      <w:lvlJc w:val="left"/>
+      <w:pPr>
+        <w:tabs>
+          <w:tab w:val="num" w:pos="5760"/>
+        </w:tabs>
+        <w:ind w:left="5760" w:hanging="360"/>
+      </w:pPr>
+      <w:rPr>
+        <w:rFonts w:ascii="Wingdings" w:hAnsi="Wingdings" w:hint="default"/>
+        <w:sz w:val="20"/>
+      </w:rPr>
+    </w:lvl>
+    <w:lvl w:ilvl="8" w:tentative="1">
+      <w:start w:val="1"/>
+      <w:numFmt w:val="bullet"/>
+      <w:lvlText w:val=""/>
+      <w:lvlJc w:val="left"/>
+      <w:pPr>
+        <w:tabs>
+          <w:tab w:val="num" w:pos="6480"/>
+        </w:tabs>
+        <w:ind w:left="6480" w:hanging="360"/>
+      </w:pPr>
+      <w:rPr>
+        <w:rFonts w:ascii="Wingdings" w:hAnsi="Wingdings" w:hint="default"/>
+        <w:sz w:val="20"/>
+      </w:rPr>
+    </w:lvl>
+  </w:abstractNum>
+  <w:abstractNum w:abstractNumId="22" w15:restartNumberingAfterBreak="0">
     <w:nsid w:val="7D7B2249"/>
     <w:multiLevelType w:val="multilevel"/>
     <w:tmpl w:val="028E470E"/>
@@ -2755,28 +4290,73 @@
     </w:lvl>
   </w:abstractNum>
   <w:num w:numId="1">
+    <w:abstractNumId w:val="5"/>
+  </w:num>
+  <w:num w:numId="2">
+    <w:abstractNumId w:val="22"/>
+  </w:num>
+  <w:num w:numId="3">
+    <w:abstractNumId w:val="20"/>
+  </w:num>
+  <w:num w:numId="4">
+    <w:abstractNumId w:val="17"/>
+  </w:num>
+  <w:num w:numId="5">
+    <w:abstractNumId w:val="6"/>
+  </w:num>
+  <w:num w:numId="6">
+    <w:abstractNumId w:val="7"/>
+  </w:num>
+  <w:num w:numId="7">
+    <w:abstractNumId w:val="12"/>
+  </w:num>
+  <w:num w:numId="8">
+    <w:abstractNumId w:val="11"/>
+  </w:num>
+  <w:num w:numId="9">
+    <w:abstractNumId w:val="21"/>
+  </w:num>
+  <w:num w:numId="10">
     <w:abstractNumId w:val="0"/>
   </w:num>
-  <w:num w:numId="2">
-    <w:abstractNumId w:val="7"/>
+  <w:num w:numId="11">
+    <w:abstractNumId w:val="19"/>
   </w:num>
-  <w:num w:numId="3">
-    <w:abstractNumId w:val="6"/>
+  <w:num w:numId="12">
+    <w:abstractNumId w:val="10"/>
   </w:num>
-  <w:num w:numId="4">
-    <w:abstractNumId w:val="5"/>
+  <w:num w:numId="13">
+    <w:abstractNumId w:val="14"/>
   </w:num>
-  <w:num w:numId="5">
+  <w:num w:numId="14">
+    <w:abstractNumId w:val="3"/>
+  </w:num>
+  <w:num w:numId="15">
+    <w:abstractNumId w:val="9"/>
+  </w:num>
+  <w:num w:numId="16">
+    <w:abstractNumId w:val="18"/>
+  </w:num>
+  <w:num w:numId="17">
+    <w:abstractNumId w:val="2"/>
+  </w:num>
+  <w:num w:numId="18">
+    <w:abstractNumId w:val="16"/>
+  </w:num>
+  <w:num w:numId="19">
+    <w:abstractNumId w:val="4"/>
+  </w:num>
+  <w:num w:numId="20">
+    <w:abstractNumId w:val="8"/>
+  </w:num>
+  <w:num w:numId="21">
     <w:abstractNumId w:val="1"/>
   </w:num>
-  <w:num w:numId="6">
-    <w:abstractNumId w:val="2"/>
+  <w:num w:numId="22">
+    <w:abstractNumId w:val="15"/>
   </w:num>
-  <w:num w:numId="7">
-    <w:abstractNumId w:val="4"/>
-  </w:num>
-  <w:num w:numId="8">
-    <w:abstractNumId w:val="3"/>
+  <w:num w:numId="23">
+    <w:abstractNumId w:val="13"/>
   </w:num>
 </w:numbering>
 </file>
